--- a/PRESENTATION_GUIDE_LINH.docx
+++ b/PRESENTATION_GUIDE_LINH.docx
@@ -2,1031 +2,454 @@
 <file path=word/document.xml><?xml version="1.0" encoding="utf-8"?>
 <w:document xmlns:wpc="http://schemas.microsoft.com/office/word/2010/wordprocessingCanvas" xmlns:mo="http://schemas.microsoft.com/office/mac/office/2008/main" xmlns:mc="http://schemas.openxmlformats.org/markup-compatibility/2006" xmlns:mv="urn:schemas-microsoft-com:mac:vml" xmlns:o="urn:schemas-microsoft-com:office:office" xmlns:r="http://schemas.openxmlformats.org/officeDocument/2006/relationships" xmlns:m="http://schemas.openxmlformats.org/officeDocument/2006/math" xmlns:v="urn:schemas-microsoft-com:vml" xmlns:wp14="http://schemas.microsoft.com/office/word/2010/wordprocessingDrawing" xmlns:wp="http://schemas.openxmlformats.org/drawingml/2006/wordprocessingDrawing" xmlns:w10="urn:schemas-microsoft-com:office:word" xmlns:w="http://schemas.openxmlformats.org/wordprocessingml/2006/main" xmlns:w14="http://schemas.microsoft.com/office/word/2010/wordml" xmlns:wpg="http://schemas.microsoft.com/office/word/2010/wordprocessingGroup" xmlns:wpi="http://schemas.microsoft.com/office/word/2010/wordprocessingInk" xmlns:wne="http://schemas.microsoft.com/office/word/2006/wordml" xmlns:wps="http://schemas.microsoft.com/office/word/2010/wordprocessingShape" mc:Ignorable="w14 wp14">
   <w:body>
+    <w:tbl>
+      <w:tblPr>
+        <w:tblW w:type="auto" w:w="0"/>
+        <w:jc w:val="center"/>
+        <w:tblLook w:firstColumn="1" w:firstRow="1" w:lastColumn="0" w:lastRow="0" w:noHBand="0" w:noVBand="1" w:val="04A0"/>
+      </w:tblPr>
+      <w:tblGrid>
+        <w:gridCol w:w="9936"/>
+      </w:tblGrid>
+      <w:tr>
+        <w:tc>
+          <w:tcPr>
+            <w:tcW w:type="dxa" w:w="9936"/>
+            <w:shd w:fill="0f172a"/>
+            <w:tcMar>
+              <w:top w:w="200" w:type="dxa"/>
+              <w:bottom w:w="200" w:type="dxa"/>
+              <w:left w:w="240" w:type="dxa"/>
+              <w:right w:w="240" w:type="dxa"/>
+            </w:tcMar>
+          </w:tcPr>
+          <w:p>
+            <w:pPr>
+              <w:jc w:val="left"/>
+            </w:pPr>
+            <w:r>
+              <w:rPr>
+                <w:rFonts w:ascii="Calibri" w:hAnsi="Calibri"/>
+                <w:b/>
+                <w:color w:val="93C5FD"/>
+                <w:sz w:val="17"/>
+              </w:rPr>
+              <w:t>M9: INTRODUCTION TO MACHINE LEARNING · FINAL PRESENTATION DECK</w:t>
+              <w:br/>
+            </w:r>
+            <w:r>
+              <w:rPr>
+                <w:rFonts w:ascii="Calibri" w:hAnsi="Calibri"/>
+                <w:b/>
+                <w:color w:val="FFFFFF"/>
+                <w:sz w:val="32"/>
+              </w:rPr>
+              <w:t>PART 4: MEDICAL NLP (BIOBERT) &amp; GRAD-CAM EXPLAINABILITY LABS</w:t>
+              <w:br/>
+            </w:r>
+            <w:r>
+              <w:rPr>
+                <w:rFonts w:ascii="Calibri" w:hAnsi="Calibri"/>
+                <w:color w:val="CBD5E1"/>
+                <w:sz w:val="21"/>
+              </w:rPr>
+              <w:t>Detailed Presentation Script &amp; Interactive Demo Guide (2 Unified Chapters)</w:t>
+              <w:br/>
+              <w:br/>
+            </w:r>
+            <w:r>
+              <w:rPr>
+                <w:rFonts w:ascii="Calibri" w:hAnsi="Calibri"/>
+                <w:b/>
+                <w:color w:val="FBBF24"/>
+                <w:sz w:val="19"/>
+              </w:rPr>
+              <w:t>👤 Presenter: Lê Khánh Linh  |  🎯 Role: Medical NLP &amp; Deep Vision Interpretability</w:t>
+              <w:br/>
+              <w:t>🆔 Student ID: 20225020  |  ✉️ Email: 20225020@student.vgu.edu.vn  |  ⏱️ Duration: 5.0 Mins</w:t>
+            </w:r>
+          </w:p>
+        </w:tc>
+      </w:tr>
+    </w:tbl>
+    <w:p/>
     <w:p>
       <w:pPr>
-        <w:jc w:val="center"/>
-      </w:pPr>
-      <w:r>
-        <w:rPr>
-          <w:b/>
-          <w:color w:val="2563EB"/>
-          <w:sz w:val="20"/>
-        </w:rPr>
-        <w:t>AI FOR MEDICAL TREATMENT · COURSE 3 PRESENTATION</w:t>
-        <w:br/>
-      </w:r>
-      <w:r>
-        <w:rPr>
-          <w:b/>
-          <w:color w:val="0F172A"/>
-          <w:sz w:val="32"/>
-        </w:rPr>
-        <w:t>KỊCH BẢN THUYẾT TRÌNH &amp; DEMO CHI TIẾT (5 PHÚT)</w:t>
-        <w:br/>
-      </w:r>
-      <w:r>
-        <w:rPr>
-          <w:i/>
-          <w:color w:val="475569"/>
-          <w:sz w:val="22"/>
-        </w:rPr>
-        <w:t>Người trình bày: Linh (Medical NLP &amp; ML Interpretation)</w:t>
-        <w:br/>
-        <w:t>Chủ đề: Xử Lý Văn Bản Y Khoa (Regex, BERT Tokenization), Đo Độ Quan Trọng (Permutation) &amp; Định Vị X-Quang (Grad-CAM)</w:t>
-      </w:r>
-    </w:p>
-    <w:p>
-      <w:pPr>
-        <w:spacing w:after="120"/>
-      </w:pPr>
-    </w:p>
-    <w:p>
-      <w:pPr>
+        <w:keepNext/>
         <w:spacing w:before="280" w:after="80"/>
       </w:pPr>
       <w:r>
         <w:rPr>
+          <w:rFonts w:ascii="Calibri" w:hAnsi="Calibri"/>
           <w:b/>
-          <w:color w:val="1E3A8A"/>
-          <w:sz w:val="26"/>
+          <w:color w:val="7C3AED"/>
+          <w:sz w:val="24"/>
         </w:rPr>
-        <w:t>📍 BƯỚC 1: CHUẨN HÓA VĂN BẢN LÂM SÀNG BẰNG REGEX (C3_W2_LAB_1)</w:t>
-      </w:r>
-      <w:r>
-        <w:rPr>
-          <w:b/>
-          <w:color w:val="059669"/>
-          <w:sz w:val="20"/>
-        </w:rPr>
-        <w:t xml:space="preserve">  [⏱️ Thời lượng: ~1 phút 15 giây]</w:t>
-      </w:r>
-    </w:p>
-    <w:p>
-      <w:pPr>
-        <w:spacing w:after="80"/>
-      </w:pPr>
-      <w:r>
-        <w:rPr>
-          <w:b/>
-          <w:color w:val="0F172A"/>
-          <w:sz w:val="21"/>
-        </w:rPr>
-        <w:t>🖥️ Thao tác trực tiếp trên màn hình Demo:</w:t>
-      </w:r>
-    </w:p>
-    <w:p>
-      <w:pPr>
-        <w:pStyle w:val="ListBullet"/>
-        <w:spacing w:after="40"/>
-      </w:pPr>
-      <w:r>
-        <w:rPr>
-          <w:sz w:val="20"/>
-        </w:rPr>
-        <w:t>Bấm vào bước 'Lab 1: Clean Text (C3_W2_Lab_1)' trên thanh Pipeline.</w:t>
-      </w:r>
-    </w:p>
-    <w:p>
-      <w:pPr>
-        <w:pStyle w:val="ListBullet"/>
-        <w:spacing w:after="40"/>
-      </w:pPr>
-      <w:r>
-        <w:rPr>
-          <w:sz w:val="20"/>
-        </w:rPr>
-        <w:t>Chỉ vào ô văn bản thô: 'Patient has fever and/or cough.. Possible pneumonia.'.</w:t>
-      </w:r>
-    </w:p>
-    <w:p>
-      <w:pPr>
-        <w:pStyle w:val="ListBullet"/>
-        <w:spacing w:after="40"/>
-      </w:pPr>
-      <w:r>
-        <w:rPr>
-          <w:sz w:val="20"/>
-        </w:rPr>
-        <w:t>Bấm nút '✨ Clean Medical Text' -&gt; Chỉ vào kết quả sau chuẩn hóa: 'Patient has fever or cough. Possible pneumonia.'.</w:t>
-      </w:r>
-    </w:p>
-    <w:p>
-      <w:pPr>
-        <w:pStyle w:val="ListBullet"/>
-        <w:spacing w:after="40"/>
-      </w:pPr>
-      <w:r>
-        <w:rPr>
-          <w:sz w:val="20"/>
-        </w:rPr>
-        <w:t>Chỉ vào 3 luật Regex tự động trong Khối 6.</w:t>
+        <w:t>📍 CHAPTER 1: BIOBERT ATTENTION &amp; WORDPIECE TENSOR REPRESENTATION  [⏱️ 2.0 Phút]</w:t>
       </w:r>
     </w:p>
     <w:tbl>
       <w:tblPr>
         <w:tblW w:type="auto" w:w="0"/>
         <w:jc w:val="center"/>
-        <w:tblLayout w:type="fixed"/>
         <w:tblLook w:firstColumn="1" w:firstRow="1" w:lastColumn="0" w:lastRow="0" w:noHBand="0" w:noVBand="1" w:val="04A0"/>
       </w:tblPr>
       <w:tblGrid>
-        <w:gridCol w:w="9360"/>
+        <w:gridCol w:w="9936"/>
       </w:tblGrid>
       <w:tr>
         <w:tc>
           <w:tcPr>
-            <w:tcW w:type="dxa" w:w="8640"/>
-            <w:shd w:fill="EFF6FF"/>
+            <w:tcW w:type="dxa" w:w="9936"/>
+            <w:shd w:fill="eff6ff"/>
             <w:tcMar>
-              <w:top w:w="140" w:type="dxa"/>
-              <w:bottom w:w="140" w:type="dxa"/>
+              <w:top w:w="100" w:type="dxa"/>
+              <w:bottom w:w="100" w:type="dxa"/>
               <w:left w:w="180" w:type="dxa"/>
               <w:right w:w="180" w:type="dxa"/>
             </w:tcMar>
           </w:tcPr>
           <w:p>
             <w:pPr>
-              <w:spacing w:after="0"/>
+              <w:spacing w:after="40"/>
             </w:pPr>
             <w:r>
               <w:rPr>
+                <w:rFonts w:ascii="Calibri" w:hAnsi="Calibri"/>
                 <w:b/>
                 <w:color w:val="1E40AF"/>
-                <w:sz w:val="20"/>
+                <w:sz w:val="19"/>
               </w:rPr>
-              <w:t>🇬🇧 Lời thoại Tiếng Anh (English Spoken Script):</w:t>
+              <w:t>🖥️ LIVE DEMO SCREEN ACTIONS (Thao tác màn hình):</w:t>
               <w:br/>
             </w:r>
             <w:r>
               <w:rPr>
-                <w:i/>
-                <w:color w:val="1E293B"/>
+                <w:rFonts w:ascii="Calibri" w:hAnsi="Calibri"/>
+                <w:color w:val="0F172A"/>
                 <w:sz w:val="19"/>
               </w:rPr>
-              <w:t>"Hello Professor and everyone, my name is Linh. While Khương and Hiếu analyzed structured clinical tables, real-world hospital EHRs are full of messy, unstructured doctor notes. In Lab 1, we address text pre-processing. Raw medical notes are plagued with ambiguities like slashes ('and/or'), double dots ('..'), and inconsistent spacing. If we feed this directly into NLP models, it causes tokenizer fragmentation and out-of-vocabulary errors. Our regex engine applies three deterministic rules: 1. Replaces ambiguous slash patterns: and/or -&gt; or. 2. Collapses consecutive dots .. into a single period. 3. Normalizes irregular whitespace. As demonstrated on screen, dirty notes are instantly standardized into clean sentences ready for deep learning tokenizers."</w:t>
+              <w:t>1. Click tab 'Linh' trên thanh Menu.</w:t>
+              <w:br/>
+              <w:t>2. Chọn preset 2 trong dropdown 'Forxiga (dapagliflozin)...'.</w:t>
+              <w:br/>
+              <w:t>3. Click nút '✨ Clean Medical Text' trong Card 2.</w:t>
+              <w:br/>
+            </w:r>
+            <w:r>
+              <w:rPr>
+                <w:rFonts w:ascii="Calibri" w:hAnsi="Calibri"/>
+                <w:i/>
+                <w:color w:val="475569"/>
+                <w:sz w:val="18"/>
+              </w:rPr>
+              <w:t>👉 Target UI Elements: l_step_1, l_text_select, l_dirty_input, l_cleaned_text_display, l_token_badge_list, l_formula_card, l_v_lab1</w:t>
             </w:r>
           </w:p>
         </w:tc>
       </w:tr>
     </w:tbl>
+    <w:p/>
     <w:p>
       <w:pPr>
-        <w:spacing w:after="80"/>
+        <w:spacing w:before="80" w:after="80"/>
       </w:pPr>
+      <w:r>
+        <w:rPr>
+          <w:rFonts w:ascii="Calibri" w:hAnsi="Calibri"/>
+          <w:b/>
+          <w:color w:val="0F172A"/>
+          <w:sz w:val="20"/>
+        </w:rPr>
+        <w:t>🎙️ Lời Thoại Thuyết Trình (English Speech):</w:t>
+        <w:br/>
+      </w:r>
+      <w:r>
+        <w:rPr>
+          <w:rFonts w:ascii="Calibri" w:hAnsi="Calibri"/>
+          <w:color w:val="1E293B"/>
+          <w:sz w:val="20"/>
+        </w:rPr>
+        <w:t>"Thank you Dung. Raw medical records are filled with non-standard conjunctions, formatting noise, and abbreviations. Before transformer processing, our regex engine standardizes punctuation and conjunctions. Our WordPiece tokenizer then maps clinical terms into fixed-length tensor tokens shape (1, 60): starting with classification token [CLS] (ID 101), sub-word tokens like 'dapagliflozin' (ID 14210), sentence separator [SEP] (ID 102), and zero padding [PAD] (ID 0). Our binary Attention Mask assigns 1 to real words and 0 to padding, enabling BioBERT multi-head self-attention to focus strictly on clinical semantics."</w:t>
+        <w:br/>
+        <w:br/>
+      </w:r>
+      <w:r>
+        <w:rPr>
+          <w:rFonts w:ascii="Calibri" w:hAnsi="Calibri"/>
+          <w:b/>
+          <w:color w:val="10B981"/>
+          <w:sz w:val="19"/>
+        </w:rPr>
+        <w:t>💡 Hướng Dẫn &amp; Gợi Ý Diễn Đạt (Vietnamese Note):</w:t>
+        <w:br/>
+      </w:r>
+      <w:r>
+        <w:rPr>
+          <w:rFonts w:ascii="Calibri" w:hAnsi="Calibri"/>
+          <w:color w:val="475569"/>
+          <w:sz w:val="19"/>
+        </w:rPr>
+        <w:t>Thao tác chọn câu văn bản lâm sàng phức tạp và làm sạch trực tiếp. Giải thích cấu trúc tensor chuẩn BioBERT (1, 60) với token [CLS], [SEP], [PAD] và ma trận Attention Mask.</w:t>
+      </w:r>
+    </w:p>
+    <w:p>
+      <w:pPr>
+        <w:spacing w:before="80" w:after="120"/>
+      </w:pPr>
+      <w:r>
+        <w:rPr>
+          <w:rFonts w:ascii="Calibri" w:hAnsi="Calibri"/>
+          <w:b/>
+          <w:color w:val="B45309"/>
+          <w:sz w:val="19"/>
+        </w:rPr>
+        <w:t>🏆 Hero Metric &amp; Math: Tensor T in Z^(1 x 60)  |  [CLS]=101, [SEP]=102, [PAD]=0  |  Attention Mask M_i in {0, 1}</w:t>
+      </w:r>
+    </w:p>
+    <w:p>
+      <w:pPr>
+        <w:keepNext/>
+        <w:spacing w:before="280" w:after="80"/>
+      </w:pPr>
+      <w:r>
+        <w:rPr>
+          <w:rFonts w:ascii="Calibri" w:hAnsi="Calibri"/>
+          <w:b/>
+          <w:color w:val="7C3AED"/>
+          <w:sz w:val="24"/>
+        </w:rPr>
+        <w:t>📍 CHAPTER 2: GRAD-CAM X-RAY LOCALIZATION (LAYER 424) &amp; PERMUTATION IMPORTANCE  [⏱️ 2.5 Phút]</w:t>
+      </w:r>
     </w:p>
     <w:tbl>
       <w:tblPr>
         <w:tblW w:type="auto" w:w="0"/>
         <w:jc w:val="center"/>
-        <w:tblLayout w:type="fixed"/>
         <w:tblLook w:firstColumn="1" w:firstRow="1" w:lastColumn="0" w:lastRow="0" w:noHBand="0" w:noVBand="1" w:val="04A0"/>
       </w:tblPr>
       <w:tblGrid>
-        <w:gridCol w:w="9360"/>
+        <w:gridCol w:w="9936"/>
       </w:tblGrid>
       <w:tr>
         <w:tc>
           <w:tcPr>
-            <w:tcW w:type="dxa" w:w="8640"/>
-            <w:shd w:fill="F0FDF4"/>
+            <w:tcW w:type="dxa" w:w="9936"/>
+            <w:shd w:fill="eff6ff"/>
             <w:tcMar>
-              <w:top w:w="140" w:type="dxa"/>
-              <w:bottom w:w="140" w:type="dxa"/>
+              <w:top w:w="100" w:type="dxa"/>
+              <w:bottom w:w="100" w:type="dxa"/>
               <w:left w:w="180" w:type="dxa"/>
               <w:right w:w="180" w:type="dxa"/>
             </w:tcMar>
           </w:tcPr>
           <w:p>
             <w:pPr>
-              <w:spacing w:after="0"/>
+              <w:spacing w:after="40"/>
             </w:pPr>
             <w:r>
               <w:rPr>
+                <w:rFonts w:ascii="Calibri" w:hAnsi="Calibri"/>
                 <w:b/>
-                <w:color w:val="166534"/>
-                <w:sz w:val="20"/>
+                <w:color w:val="1E40AF"/>
+                <w:sz w:val="19"/>
               </w:rPr>
-              <w:t>🇻🇳 Lời thoại Tiếng Việt (Vietnamese Script):</w:t>
+              <w:t>🖥️ LIVE DEMO SCREEN ACTIONS (Thao tác màn hình):</w:t>
               <w:br/>
             </w:r>
             <w:r>
               <w:rPr>
-                <w:color w:val="1E293B"/>
+                <w:rFonts w:ascii="Calibri" w:hAnsi="Calibri"/>
+                <w:color w:val="0F172A"/>
                 <w:sz w:val="19"/>
               </w:rPr>
-              <w:t>"Kính chào Thầy và các bạn, mình là Linh. Trong khi bạn Khương và bạn Hiếu phân tích dữ liệu dạng bảng có cấu trúc, hồ sơ bệnh án điện tử thực tế chứa rất nhiều ghi chú tự do không có cấu trúc của bác sĩ. Ở Lab 1, mình phụ trách phần tiền xử lý văn bản. Bệnh án thô luôn chứa các ký tự mơ hồ như dấu gạch chéo ('and/or'), dấu chấm kép ('..') và khoảng trắng lung tung. Nếu đưa thẳng vào mô hình NLP, bộ tách từ sẽ bị vỡ vụn và sinh lỗi từ ngoài từ điển (OOV). Thuật toán Regex của nhóm áp dụng 3 quy tắc chuẩn hóa: 1. Thay thế mẫu dấu gạch chéo mơ hồ: and/or thành or. 2. Gộp các dấu chấm liên tiếp .. thành đúng một dấu chấm . duy nhất. 3. Chuẩn hóa các khoảng trắng thừa. Như Thầy thấy trên màn hình: Văn bản bừa bộn ban đầu lập tức được làm sạch hoàn hảo, sẵn sàng cho các mô hình Deep Learning."</w:t>
+              <w:t>1. Click Flow Step 02 'Grad-CAM &amp; Permutation'.</w:t>
+              <w:br/>
+              <w:t>2. Kéo thanh trượt 'Grad-CAM Overlay Opacity' lên 85%.</w:t>
+              <w:br/>
+              <w:t>3. Click nút '🫁 Pneumonia' &amp;bull; sau đó click '❤️ Cardiomegaly'.</w:t>
+              <w:br/>
+              <w:t>4. Click nút '🔀 Shuffle Age' trong Card 2.</w:t>
+              <w:br/>
+            </w:r>
+            <w:r>
+              <w:rPr>
+                <w:rFonts w:ascii="Calibri" w:hAnsi="Calibri"/>
+                <w:i/>
+                <w:color w:val="475569"/>
+                <w:sz w:val="18"/>
+              </w:rPr>
+              <w:t>👉 Target UI Elements: l_step_2, l_cam_sl_op, l_dis_btn_1, l_dis_btn_2, l_heatmap_blob, l_cam_disease_lbl, l_btn_shuf_age, l_perm_table_body</w:t>
             </w:r>
           </w:p>
         </w:tc>
       </w:tr>
     </w:tbl>
+    <w:p/>
     <w:p>
       <w:pPr>
-        <w:spacing w:after="80"/>
-      </w:pPr>
-    </w:p>
-    <w:p>
-      <w:pPr>
-        <w:spacing w:before="80" w:after="40"/>
+        <w:spacing w:before="80" w:after="80"/>
       </w:pPr>
       <w:r>
         <w:rPr>
+          <w:rFonts w:ascii="Calibri" w:hAnsi="Calibri"/>
           <w:b/>
-          <w:color w:val="B45309"/>
+          <w:color w:val="0F172A"/>
           <w:sz w:val="20"/>
         </w:rPr>
-        <w:t>📐 Điểm Toán học &amp; Machine Learning cần nhấn mạnh:</w:t>
+        <w:t>🎙️ Lời Thoại Thuyết Trình (English Speech):</w:t>
+        <w:br/>
+      </w:r>
+      <w:r>
+        <w:rPr>
+          <w:rFonts w:ascii="Calibri" w:hAnsi="Calibri"/>
+          <w:color w:val="1E293B"/>
+          <w:sz w:val="20"/>
+        </w:rPr>
+        <w:t>"Finally, we answer the most critical clinical question: 'Can doctors trust what the neural network sees?' We implement Grad-CAM on Layer 424 of our DenseNet121 backbone. When targeting Pneumonia, backpropagated class gradients alpha_k highlight the right lower lung consolidation in bright red heat. When switching to Cardiomegaly, the activation map dynamically tracks the expanded cardiac borders. This proves the AI bases decisions on genuine anatomical pathology rather than cheating on hospital metal markers. To interpret tabular features, we perform Permutation Importance: shuffling Patient Age causes a massive drop of -0.2228 C-Index, proving Age is the #1 biological driver of stroke risk. Our pipeline is 100% transparent, accountable, and clinician-ready."</w:t>
+        <w:br/>
+        <w:br/>
+      </w:r>
+      <w:r>
+        <w:rPr>
+          <w:rFonts w:ascii="Calibri" w:hAnsi="Calibri"/>
+          <w:b/>
+          <w:color w:val="10B981"/>
+          <w:sz w:val="19"/>
+        </w:rPr>
+        <w:t>💡 Hướng Dẫn &amp; Gợi Ý Diễn Đạt (Vietnamese Note):</w:t>
+        <w:br/>
+      </w:r>
+      <w:r>
+        <w:rPr>
+          <w:rFonts w:ascii="Calibri" w:hAnsi="Calibri"/>
+          <w:color w:val="475569"/>
+          <w:sz w:val="19"/>
+        </w:rPr>
+        <w:t>Kéo thanh trượt Grad-CAM để thấy vùng nhiệt đỏ bao phủ chính xác ổ viêm đáy phổi phải (Pneumonia) và tim to (Cardiomegaly). Nhấn nút Shuffle Age để chứng minh tuổi tác là yếu tố quan trọng nhất kéo tụt -0.2228 điểm mô hình.</w:t>
       </w:r>
     </w:p>
     <w:p>
       <w:pPr>
-        <w:pStyle w:val="ListBullet"/>
-        <w:spacing w:after="40"/>
+        <w:spacing w:before="80" w:after="120"/>
       </w:pPr>
       <w:r>
         <w:rPr>
-          <w:color w:val="334155"/>
+          <w:rFonts w:ascii="Calibri" w:hAnsi="Calibri"/>
+          <w:b/>
+          <w:color w:val="B45309"/>
           <w:sz w:val="19"/>
         </w:rPr>
-        <w:t>s ← regex_replace(s, r'and/or', 'or')</w:t>
+        <w:t>🏆 Hero Metric &amp; Math: L_CAM = ReLU(Σ α_k A^k) (Layer 424)  |  Permutation Drop: Δ C(Age) = -0.2228 (CRITICAL)</w:t>
       </w:r>
     </w:p>
     <w:p>
       <w:pPr>
-        <w:pStyle w:val="ListBullet"/>
-        <w:spacing w:after="40"/>
+        <w:spacing w:before="240" w:after="80"/>
       </w:pPr>
       <w:r>
         <w:rPr>
-          <w:color w:val="334155"/>
-          <w:sz w:val="19"/>
-        </w:rPr>
-        <w:t>s ← regex_replace(s, r'\.{2,}', '.')</w:t>
-      </w:r>
-    </w:p>
-    <w:p>
-      <w:pPr>
-        <w:spacing w:before="280" w:after="80"/>
-      </w:pPr>
-      <w:r>
-        <w:rPr>
-          <w:b/>
-          <w:color w:val="1E3A8A"/>
-          <w:sz w:val="26"/>
-        </w:rPr>
-        <w:t>📍 BƯỚC 2: MÃ HÓA TENSOR ĐẦU VÀO CHO BERT (C3_W2_LAB_3)</w:t>
-      </w:r>
-      <w:r>
-        <w:rPr>
-          <w:b/>
-          <w:color w:val="059669"/>
-          <w:sz w:val="20"/>
-        </w:rPr>
-        <w:t xml:space="preserve">  [⏱️ Thời lượng: ~1 phút 15 giây]</w:t>
-      </w:r>
-    </w:p>
-    <w:p>
-      <w:pPr>
-        <w:spacing w:after="80"/>
-      </w:pPr>
-      <w:r>
-        <w:rPr>
+          <w:rFonts w:ascii="Calibri" w:hAnsi="Calibri"/>
           <w:b/>
           <w:color w:val="0F172A"/>
-          <w:sz w:val="21"/>
+          <w:sz w:val="22"/>
         </w:rPr>
-        <w:t>🖥️ Thao tác trực tiếp trên màn hình Demo:</w:t>
-      </w:r>
-    </w:p>
-    <w:p>
-      <w:pPr>
-        <w:pStyle w:val="ListBullet"/>
-        <w:spacing w:after="40"/>
-      </w:pPr>
-      <w:r>
-        <w:rPr>
-          <w:sz w:val="20"/>
-        </w:rPr>
-        <w:t>Bấm vào bước 'Lab 2: BERT Input Tensor (C3_W2_Lab_3)' trên thanh Pipeline.</w:t>
-      </w:r>
-    </w:p>
-    <w:p>
-      <w:pPr>
-        <w:pStyle w:val="ListBullet"/>
-        <w:spacing w:after="40"/>
-      </w:pPr>
-      <w:r>
-        <w:rPr>
-          <w:sz w:val="20"/>
-        </w:rPr>
-        <w:t>Chọn câu mẫu số 1 trong menu thả xuống -&gt; Quan sát danh sách Token IDs xuất hiện.</w:t>
-      </w:r>
-    </w:p>
-    <w:p>
-      <w:pPr>
-        <w:pStyle w:val="ListBullet"/>
-        <w:spacing w:after="40"/>
-      </w:pPr>
-      <w:r>
-        <w:rPr>
-          <w:sz w:val="20"/>
-        </w:rPr>
-        <w:t>Chỉ vào Token đặc biệt: [CLS] (101) ở đầu, [SEP] (102) ở cuối, và các thẻ [PAD] (0) phía sau.</w:t>
-      </w:r>
-    </w:p>
-    <w:p>
-      <w:pPr>
-        <w:pStyle w:val="ListBullet"/>
-        <w:spacing w:after="40"/>
-      </w:pPr>
-      <w:r>
-        <w:rPr>
-          <w:sz w:val="20"/>
-        </w:rPr>
-        <w:t>Chỉ vào Khối 6 giải thích vai trò của Vector Attention Mask.</w:t>
+        <w:t>❓ BỘ CÂU HỎI PHẢN BIỆN DỰ KIẾN (PROFESSOR Q&amp;A DEFENSE)</w:t>
       </w:r>
     </w:p>
     <w:tbl>
       <w:tblPr>
         <w:tblW w:type="auto" w:w="0"/>
         <w:jc w:val="center"/>
-        <w:tblLayout w:type="fixed"/>
         <w:tblLook w:firstColumn="1" w:firstRow="1" w:lastColumn="0" w:lastRow="0" w:noHBand="0" w:noVBand="1" w:val="04A0"/>
       </w:tblPr>
       <w:tblGrid>
-        <w:gridCol w:w="9360"/>
+        <w:gridCol w:w="9936"/>
       </w:tblGrid>
       <w:tr>
         <w:tc>
           <w:tcPr>
-            <w:tcW w:type="dxa" w:w="8640"/>
-            <w:shd w:fill="EFF6FF"/>
+            <w:tcW w:type="dxa" w:w="9936"/>
+            <w:shd w:fill="f8fafc"/>
             <w:tcMar>
-              <w:top w:w="140" w:type="dxa"/>
-              <w:bottom w:w="140" w:type="dxa"/>
-              <w:left w:w="180" w:type="dxa"/>
-              <w:right w:w="180" w:type="dxa"/>
+              <w:top w:w="80" w:type="dxa"/>
+              <w:bottom w:w="80" w:type="dxa"/>
+              <w:left w:w="140" w:type="dxa"/>
+              <w:right w:w="140" w:type="dxa"/>
             </w:tcMar>
           </w:tcPr>
           <w:p>
-            <w:pPr>
-              <w:spacing w:after="0"/>
-            </w:pPr>
             <w:r>
               <w:rPr>
+                <w:rFonts w:ascii="Calibri" w:hAnsi="Calibri"/>
                 <w:b/>
-                <w:color w:val="1E40AF"/>
-                <w:sz w:val="20"/>
+                <w:color w:val="B91C1C"/>
+                <w:sz w:val="19"/>
               </w:rPr>
-              <w:t>🇬🇧 Lời thoại Tiếng Anh (English Spoken Script):</w:t>
+              <w:t>Q: Grad-CAM có chứng minh được mô hình luôn chẩn đoán đúng bệnh không?</w:t>
               <w:br/>
             </w:r>
             <w:r>
               <w:rPr>
-                <w:i/>
-                <w:color w:val="1E293B"/>
+                <w:rFonts w:ascii="Calibri" w:hAnsi="Calibri"/>
+                <w:color w:val="0F172A"/>
                 <w:sz w:val="19"/>
               </w:rPr>
-              <w:t>"In Lab 2, Transformer architectures like BERT cannot read raw character strings. We must convert text into fixed-size numerical tensors. As shown in our live tensor visualizer: 1. We apply WordPiece Tokenization, mapping clinical words to vocabulary IDs (e.g., 'pneumonia' becomes ID 18271). 2. We prepend the special classification token [CLS]=101 at index 0, and append the sentence separator token [SEP]=102 at the end. 3. Because neural networks require uniform batch shapes, we pad with zeros up to a fixed sequence length of 60. Crucially, we generate a binary Attention Mask vector: M_i = 1 for real words and 0 for padding. This ensures BERT's multi-head Self-Attention mechanism does not waste computation on meaningless zero slots!"</w:t>
+              <w:t>👉 Trả lời nhanh: Không! Grad-CAM chỉ cho thấy mô hình ĐANG NHÌN VÀO ĐÂU. Nó đóng vai trò như công cụ 'Kiểm tra an toàn' (Sanity Check) giúp bác sĩ phát hiện nếu AI nhìn nhầm vào nhãn kim loại của bệnh viện thay vì mô phổi thực tế.</w:t>
             </w:r>
           </w:p>
         </w:tc>
       </w:tr>
     </w:tbl>
-    <w:p>
-      <w:pPr>
-        <w:spacing w:after="80"/>
-      </w:pPr>
-    </w:p>
+    <w:p/>
     <w:tbl>
       <w:tblPr>
         <w:tblW w:type="auto" w:w="0"/>
         <w:jc w:val="center"/>
-        <w:tblLayout w:type="fixed"/>
         <w:tblLook w:firstColumn="1" w:firstRow="1" w:lastColumn="0" w:lastRow="0" w:noHBand="0" w:noVBand="1" w:val="04A0"/>
       </w:tblPr>
       <w:tblGrid>
-        <w:gridCol w:w="9360"/>
+        <w:gridCol w:w="9936"/>
       </w:tblGrid>
       <w:tr>
         <w:tc>
           <w:tcPr>
-            <w:tcW w:type="dxa" w:w="8640"/>
-            <w:shd w:fill="F0FDF4"/>
+            <w:tcW w:type="dxa" w:w="9936"/>
+            <w:shd w:fill="f8fafc"/>
             <w:tcMar>
-              <w:top w:w="140" w:type="dxa"/>
-              <w:bottom w:w="140" w:type="dxa"/>
-              <w:left w:w="180" w:type="dxa"/>
-              <w:right w:w="180" w:type="dxa"/>
+              <w:top w:w="80" w:type="dxa"/>
+              <w:bottom w:w="80" w:type="dxa"/>
+              <w:left w:w="140" w:type="dxa"/>
+              <w:right w:w="140" w:type="dxa"/>
             </w:tcMar>
           </w:tcPr>
           <w:p>
-            <w:pPr>
-              <w:spacing w:after="0"/>
-            </w:pPr>
             <w:r>
               <w:rPr>
+                <w:rFonts w:ascii="Calibri" w:hAnsi="Calibri"/>
                 <w:b/>
-                <w:color w:val="166534"/>
-                <w:sz w:val="20"/>
+                <w:color w:val="B91C1C"/>
+                <w:sz w:val="19"/>
               </w:rPr>
-              <w:t>🇻🇳 Lời thoại Tiếng Việt (Vietnamese Script):</w:t>
+              <w:t>Q: Tại sao chọn Layer 424 của DenseNet121 để tính Grad-CAM?</w:t>
               <w:br/>
             </w:r>
             <w:r>
               <w:rPr>
-                <w:color w:val="1E293B"/>
+                <w:rFonts w:ascii="Calibri" w:hAnsi="Calibri"/>
+                <w:color w:val="0F172A"/>
                 <w:sz w:val="19"/>
               </w:rPr>
-              <w:t>"Ở Lab 2, các kiến trúc Transformer như BERT không thể đọc trực tiếp các ký tự chữ cái. Chúng ta bắt buộc phải chuyển đổi văn bản thành các Tensor số học có kích thước cố định. Như biểu diễn trực quan trên màn hình: 1. Nhóm dùng thuật toán WordPiece Tokenization ánh xạ từng từ y khoa sang mã ID trong từ điển (ví dụ từ 'pneumonia' là ID 18271). 2. Gắn token đặc biệt [CLS]=101 ở đầu câu (để nắm bắt ngữ cảnh toàn câu) và [SEP]=102 ở cuối câu để ngắt câu. 3. Vì mạng nơ-ron bắt buộc kích thước đầu vào theo lô phải đồng nhất, ta đệm thêm các số 0 ([PAD]=0) cho đủ độ dài cố định là 60. Đặc biệt quan trọng, nhóm tạo ra một vector Attention Mask: Bằng 1 với từ thật và bằng 0 với phần đệm. Điều này giúp cơ chế Self-Attention của BERT tập trung hoàn toàn vào từ ngữ chuyên môn mà không bị phân tâm bởi các số 0 vô nghĩa."</w:t>
+              <w:t>👉 Trả lời nhanh: Vì Layer 424 là lớp tích chập cuối cùng (Final Conv Layer). Đây là nơi lưu giữ đặc trưng ngữ nghĩa không gian ở mức cao nhất (High-level semantic features) vừa đủ chi tiết để tạo bản đồ nhiệt có ý nghĩa giải thích.</w:t>
             </w:r>
           </w:p>
         </w:tc>
       </w:tr>
     </w:tbl>
-    <w:p>
-      <w:pPr>
-        <w:spacing w:after="80"/>
-      </w:pPr>
-    </w:p>
-    <w:p>
-      <w:pPr>
-        <w:spacing w:before="80" w:after="40"/>
-      </w:pPr>
-      <w:r>
-        <w:rPr>
-          <w:b/>
-          <w:color w:val="B45309"/>
-          <w:sz w:val="20"/>
-        </w:rPr>
-        <w:t>📐 Điểm Toán học &amp; Machine Learning cần nhấn mạnh:</w:t>
-      </w:r>
-    </w:p>
-    <w:p>
-      <w:pPr>
-        <w:pStyle w:val="ListBullet"/>
-        <w:spacing w:after="40"/>
-      </w:pPr>
-      <w:r>
-        <w:rPr>
-          <w:color w:val="334155"/>
-          <w:sz w:val="19"/>
-        </w:rPr>
-        <w:t>Kích thước Tensor: T ∈ Z^(1 × 60).</w:t>
-      </w:r>
-    </w:p>
-    <w:p>
-      <w:pPr>
-        <w:pStyle w:val="ListBullet"/>
-        <w:spacing w:after="40"/>
-      </w:pPr>
-      <w:r>
-        <w:rPr>
-          <w:color w:val="334155"/>
-          <w:sz w:val="19"/>
-        </w:rPr>
-        <w:t>Vector Attention Mask: M_i = I(T_i ≠ 0).</w:t>
-      </w:r>
-    </w:p>
-    <w:p>
-      <w:pPr>
-        <w:pStyle w:val="ListBullet"/>
-        <w:spacing w:after="40"/>
-      </w:pPr>
-      <w:r>
-        <w:rPr>
-          <w:color w:val="334155"/>
-          <w:sz w:val="19"/>
-        </w:rPr>
-        <w:t>Kích thước đầu ra lớp Embedding: (1, 60, 768).</w:t>
-      </w:r>
-    </w:p>
-    <w:p>
-      <w:pPr>
-        <w:spacing w:before="280" w:after="80"/>
-      </w:pPr>
-      <w:r>
-        <w:rPr>
-          <w:b/>
-          <w:color w:val="1E3A8A"/>
-          <w:sz w:val="26"/>
-        </w:rPr>
-        <w:t>📍 BƯỚC 3: ĐỘ QUAN TRỌNG ĐẶC TRƯNG BẰNG HOÁN VỊ (C3_W3_LAB_1)</w:t>
-      </w:r>
-      <w:r>
-        <w:rPr>
-          <w:b/>
-          <w:color w:val="059669"/>
-          <w:sz w:val="20"/>
-        </w:rPr>
-        <w:t xml:space="preserve">  [⏱️ Thời lượng: ~1 phút 15 giây]</w:t>
-      </w:r>
-    </w:p>
-    <w:p>
-      <w:pPr>
-        <w:spacing w:after="80"/>
-      </w:pPr>
-      <w:r>
-        <w:rPr>
-          <w:b/>
-          <w:color w:val="0F172A"/>
-          <w:sz w:val="21"/>
-        </w:rPr>
-        <w:t>🖥️ Thao tác trực tiếp trên màn hình Demo:</w:t>
-      </w:r>
-    </w:p>
-    <w:p>
-      <w:pPr>
-        <w:pStyle w:val="ListBullet"/>
-        <w:spacing w:after="40"/>
-      </w:pPr>
-      <w:r>
-        <w:rPr>
-          <w:sz w:val="20"/>
-        </w:rPr>
-        <w:t>Bấm vào bước 'Lab 3: Permutation Method (C3_W3_Lab_1)' trên thanh Pipeline.</w:t>
-      </w:r>
-    </w:p>
-    <w:p>
-      <w:pPr>
-        <w:pStyle w:val="ListBullet"/>
-        <w:spacing w:after="40"/>
-      </w:pPr>
-      <w:r>
-        <w:rPr>
-          <w:sz w:val="20"/>
-        </w:rPr>
-        <w:t>Bấm nút '🔀 Shuffle 'Age' Feature' -&gt; Quan sát bảng kết quả chuyển sang màu đỏ rực.</w:t>
-      </w:r>
-    </w:p>
-    <w:p>
-      <w:pPr>
-        <w:pStyle w:val="ListBullet"/>
-        <w:spacing w:after="40"/>
-      </w:pPr>
-      <w:r>
-        <w:rPr>
-          <w:sz w:val="20"/>
-        </w:rPr>
-        <w:t>Chỉ vào chỉ số sụt giảm: C-index từ 0.7759 rơi thẳng xuống 0.5531 (Δ = -0.2228).</w:t>
-      </w:r>
-    </w:p>
-    <w:p>
-      <w:pPr>
-        <w:pStyle w:val="ListBullet"/>
-        <w:spacing w:after="40"/>
-      </w:pPr>
-      <w:r>
-        <w:rPr>
-          <w:sz w:val="20"/>
-        </w:rPr>
-        <w:t>Bấm thử nút '🔀 Shuffle 'Blood Pressure'' để so sánh mức độ ảnh hưởng.</w:t>
-      </w:r>
-    </w:p>
-    <w:tbl>
-      <w:tblPr>
-        <w:tblW w:type="auto" w:w="0"/>
-        <w:jc w:val="center"/>
-        <w:tblLayout w:type="fixed"/>
-        <w:tblLook w:firstColumn="1" w:firstRow="1" w:lastColumn="0" w:lastRow="0" w:noHBand="0" w:noVBand="1" w:val="04A0"/>
-      </w:tblPr>
-      <w:tblGrid>
-        <w:gridCol w:w="9360"/>
-      </w:tblGrid>
-      <w:tr>
-        <w:tc>
-          <w:tcPr>
-            <w:tcW w:type="dxa" w:w="8640"/>
-            <w:shd w:fill="EFF6FF"/>
-            <w:tcMar>
-              <w:top w:w="140" w:type="dxa"/>
-              <w:bottom w:w="140" w:type="dxa"/>
-              <w:left w:w="180" w:type="dxa"/>
-              <w:right w:w="180" w:type="dxa"/>
-            </w:tcMar>
-          </w:tcPr>
-          <w:p>
-            <w:pPr>
-              <w:spacing w:after="0"/>
-            </w:pPr>
-            <w:r>
-              <w:rPr>
-                <w:b/>
-                <w:color w:val="1E40AF"/>
-                <w:sz w:val="20"/>
-              </w:rPr>
-              <w:t>🇬🇧 Lời thoại Tiếng Anh (English Spoken Script):</w:t>
-              <w:br/>
-            </w:r>
-            <w:r>
-              <w:rPr>
-                <w:i/>
-                <w:color w:val="1E293B"/>
-                <w:sz w:val="19"/>
-              </w:rPr>
-              <w:t>"Moving to model interpretation in Lab 3: Once a prognostic model is trained, how do we prove which clinical features actually drive survival predictions? We implement Permutation Feature Importance (Fisher et al., 2019). This method is model-agnostic and does not require retraining! Watch what happens when I click 'Shuffle Age': We randomly permute the Age column in our validation cohort, destroying its relationship with patient outcomes while preserving the marginal distribution. The model's Concordance Index (C-index) crashes from a baseline of 0.7759 down to 0.5531—a dramatic drop of -0.2228! In comparison, shuffling Blood Pressure only causes a minor drop of -0.0701. This rigorously proves to the clinical team that patient Age is the dominant prognostic risk factor in this population."</w:t>
-            </w:r>
-          </w:p>
-        </w:tc>
-      </w:tr>
-    </w:tbl>
-    <w:p>
-      <w:pPr>
-        <w:spacing w:after="80"/>
-      </w:pPr>
-    </w:p>
-    <w:tbl>
-      <w:tblPr>
-        <w:tblW w:type="auto" w:w="0"/>
-        <w:jc w:val="center"/>
-        <w:tblLayout w:type="fixed"/>
-        <w:tblLook w:firstColumn="1" w:firstRow="1" w:lastColumn="0" w:lastRow="0" w:noHBand="0" w:noVBand="1" w:val="04A0"/>
-      </w:tblPr>
-      <w:tblGrid>
-        <w:gridCol w:w="9360"/>
-      </w:tblGrid>
-      <w:tr>
-        <w:tc>
-          <w:tcPr>
-            <w:tcW w:type="dxa" w:w="8640"/>
-            <w:shd w:fill="F0FDF4"/>
-            <w:tcMar>
-              <w:top w:w="140" w:type="dxa"/>
-              <w:bottom w:w="140" w:type="dxa"/>
-              <w:left w:w="180" w:type="dxa"/>
-              <w:right w:w="180" w:type="dxa"/>
-            </w:tcMar>
-          </w:tcPr>
-          <w:p>
-            <w:pPr>
-              <w:spacing w:after="0"/>
-            </w:pPr>
-            <w:r>
-              <w:rPr>
-                <w:b/>
-                <w:color w:val="166534"/>
-                <w:sz w:val="20"/>
-              </w:rPr>
-              <w:t>🇻🇳 Lời thoại Tiếng Việt (Vietnamese Script):</w:t>
-              <w:br/>
-            </w:r>
-            <w:r>
-              <w:rPr>
-                <w:color w:val="1E293B"/>
-                <w:sz w:val="19"/>
-              </w:rPr>
-              <w:t>"Chuyển sang phần giải thích mô hình ở Lab 3: Sau khi huấn luyện một mô hình tiên lượng sống còn, làm sao chứng minh đặc trưng lâm sàng nào thực sự chi phối kết quả? Nhóm triển khai phương pháp Độ quan trọng Đặc trưng bằng Hoán vị (Permutation Feature Importance). Phương pháp này độc lập với cấu trúc mô hình (model-agnostic) và không cần phải huấn luyện lại từ đầu! Thầy và các bạn hãy nhìn khi mình bấm 'Xáo trộn Tuổi': Thuật toán xáo trộn ngẫu nhiên cột Tuổi trên tập kiểm định, phá vỡ hoàn toàn mối liên hệ giữa Tuổi và kết cục bệnh nhân. Ngay lập tức, chỉ số C-index của mô hình sụp đổ từ 0.7759 xuống 0.5531 — mất đứt -0.2228 điểm! Trong khi đó, xáo trộn Huyết áp chỉ làm giảm -0.0701. Thí nghiệm này chứng minh rõ ràng với hội đồng y khoa rằng Tuổi là yếu tố tiên lượng rủi ro quan trọng số 1."</w:t>
-            </w:r>
-          </w:p>
-        </w:tc>
-      </w:tr>
-    </w:tbl>
-    <w:p>
-      <w:pPr>
-        <w:spacing w:after="80"/>
-      </w:pPr>
-    </w:p>
-    <w:p>
-      <w:pPr>
-        <w:spacing w:before="80" w:after="40"/>
-      </w:pPr>
-      <w:r>
-        <w:rPr>
-          <w:b/>
-          <w:color w:val="B45309"/>
-          <w:sz w:val="20"/>
-        </w:rPr>
-        <w:t>📐 Điểm Toán học &amp; Machine Learning cần nhấn mạnh:</w:t>
-      </w:r>
-    </w:p>
-    <w:p>
-      <w:pPr>
-        <w:pStyle w:val="ListBullet"/>
-        <w:spacing w:after="40"/>
-      </w:pPr>
-      <w:r>
-        <w:rPr>
-          <w:color w:val="334155"/>
-          <w:sz w:val="19"/>
-        </w:rPr>
-        <w:t>Importance(X_j) = C_baseline - C_shuffled(X_j) = 0.7759 - 0.5531 = 0.2228.</w:t>
-      </w:r>
-    </w:p>
-    <w:p>
-      <w:pPr>
-        <w:pStyle w:val="ListBullet"/>
-        <w:spacing w:after="40"/>
-      </w:pPr>
-      <w:r>
-        <w:rPr>
-          <w:color w:val="334155"/>
-          <w:sz w:val="19"/>
-        </w:rPr>
-        <w:t>Ưu thế vượt trội: Không cần retrain N mô hình tốn kém chi phí tính toán.</w:t>
-      </w:r>
-    </w:p>
-    <w:p>
-      <w:pPr>
-        <w:spacing w:before="280" w:after="80"/>
-      </w:pPr>
-      <w:r>
-        <w:rPr>
-          <w:b/>
-          <w:color w:val="1E3A8A"/>
-          <w:sz w:val="26"/>
-        </w:rPr>
-        <w:t>📍 BƯỚC 4: ĐỊNH VỊ VÙNG BỆNH TRÊN X-QUANG BẰNG GRAD-CAM (C3_W3_LAB_2 &amp; 3)</w:t>
-      </w:r>
-      <w:r>
-        <w:rPr>
-          <w:b/>
-          <w:color w:val="059669"/>
-          <w:sz w:val="20"/>
-        </w:rPr>
-        <w:t xml:space="preserve">  [⏱️ Thời lượng: ~1 phút 15 giây]</w:t>
-      </w:r>
-    </w:p>
-    <w:p>
-      <w:pPr>
-        <w:spacing w:after="80"/>
-      </w:pPr>
-      <w:r>
-        <w:rPr>
-          <w:b/>
-          <w:color w:val="0F172A"/>
-          <w:sz w:val="21"/>
-        </w:rPr>
-        <w:t>🖥️ Thao tác trực tiếp trên màn hình Demo:</w:t>
-      </w:r>
-    </w:p>
-    <w:p>
-      <w:pPr>
-        <w:pStyle w:val="ListBullet"/>
-        <w:spacing w:after="40"/>
-      </w:pPr>
-      <w:r>
-        <w:rPr>
-          <w:sz w:val="20"/>
-        </w:rPr>
-        <w:t>Bấm vào bước 'Lab 4: Grad-CAM X-Ray (C3_W3_Lab_2 &amp; 3)' trên thanh Pipeline.</w:t>
-      </w:r>
-    </w:p>
-    <w:p>
-      <w:pPr>
-        <w:pStyle w:val="ListBullet"/>
-        <w:spacing w:after="40"/>
-      </w:pPr>
-      <w:r>
-        <w:rPr>
-          <w:sz w:val="20"/>
-        </w:rPr>
-        <w:t>Kéo thanh trượt Grad-CAM Overlay Opacity lên mức 80%.</w:t>
-      </w:r>
-    </w:p>
-    <w:p>
-      <w:pPr>
-        <w:pStyle w:val="ListBullet"/>
-        <w:spacing w:after="40"/>
-      </w:pPr>
-      <w:r>
-        <w:rPr>
-          <w:sz w:val="20"/>
-        </w:rPr>
-        <w:t>Bấm nút 'Pneumonia' -&gt; Chỉ vào đốm nhiệt đỏ tập trung ở thùy dưới phổi phải.</w:t>
-      </w:r>
-    </w:p>
-    <w:p>
-      <w:pPr>
-        <w:pStyle w:val="ListBullet"/>
-        <w:spacing w:after="40"/>
-      </w:pPr>
-      <w:r>
-        <w:rPr>
-          <w:sz w:val="20"/>
-        </w:rPr>
-        <w:t>Bấm nút 'Cardiomegaly' -&gt; Chỉ vào bản đồ nhiệt dịch chuyển sang ôm trọn bóng tim to ở trung thất.</w:t>
-      </w:r>
-    </w:p>
-    <w:p>
-      <w:pPr>
-        <w:pStyle w:val="ListBullet"/>
-        <w:spacing w:after="40"/>
-      </w:pPr>
-      <w:r>
-        <w:rPr>
-          <w:sz w:val="20"/>
-        </w:rPr>
-        <w:t>Chuyển giao bài thuyết trình sang Dung.</w:t>
-      </w:r>
-    </w:p>
-    <w:tbl>
-      <w:tblPr>
-        <w:tblW w:type="auto" w:w="0"/>
-        <w:jc w:val="center"/>
-        <w:tblLayout w:type="fixed"/>
-        <w:tblLook w:firstColumn="1" w:firstRow="1" w:lastColumn="0" w:lastRow="0" w:noHBand="0" w:noVBand="1" w:val="04A0"/>
-      </w:tblPr>
-      <w:tblGrid>
-        <w:gridCol w:w="9360"/>
-      </w:tblGrid>
-      <w:tr>
-        <w:tc>
-          <w:tcPr>
-            <w:tcW w:type="dxa" w:w="8640"/>
-            <w:shd w:fill="EFF6FF"/>
-            <w:tcMar>
-              <w:top w:w="140" w:type="dxa"/>
-              <w:bottom w:w="140" w:type="dxa"/>
-              <w:left w:w="180" w:type="dxa"/>
-              <w:right w:w="180" w:type="dxa"/>
-            </w:tcMar>
-          </w:tcPr>
-          <w:p>
-            <w:pPr>
-              <w:spacing w:after="0"/>
-            </w:pPr>
-            <w:r>
-              <w:rPr>
-                <w:b/>
-                <w:color w:val="1E40AF"/>
-                <w:sz w:val="20"/>
-              </w:rPr>
-              <w:t>🇬🇧 Lời thoại Tiếng Anh (English Spoken Script):</w:t>
-              <w:br/>
-            </w:r>
-            <w:r>
-              <w:rPr>
-                <w:i/>
-                <w:color w:val="1E293B"/>
-                <w:sz w:val="19"/>
-              </w:rPr>
-              <w:t>"In Lab 4, we tackle Computer Vision explainability on Chest X-Rays using Grad-CAM (Gradient-weighted Class Activation Mapping). A deep CNN like DenseNet121 has over 7 million parameters. Doctors will never trust a chest diagnosis without seeing where the model looked. We extract feature activations A^k at Layer 424 (conv5_block16_concat) with spatial dimensions of 10x10x1024. We backpropagate the target class score y^c and compute global average pooled gradient weights α_k^c. Applying ReLU keeps only features with positive evidence: When predicting Pneumonia, the heatmap focuses sharply on the consolidation opacity in the right lower lung lobe. When switched to Cardiomegaly, the activation shifts entirely to the enlarged cardiac silhouette. Now, I hand over to Dung to present how we mine 100,000 hospital text reports to train these multi-label CNN models!"</w:t>
-            </w:r>
-          </w:p>
-        </w:tc>
-      </w:tr>
-    </w:tbl>
-    <w:p>
-      <w:pPr>
-        <w:spacing w:after="80"/>
-      </w:pPr>
-    </w:p>
-    <w:tbl>
-      <w:tblPr>
-        <w:tblW w:type="auto" w:w="0"/>
-        <w:jc w:val="center"/>
-        <w:tblLayout w:type="fixed"/>
-        <w:tblLook w:firstColumn="1" w:firstRow="1" w:lastColumn="0" w:lastRow="0" w:noHBand="0" w:noVBand="1" w:val="04A0"/>
-      </w:tblPr>
-      <w:tblGrid>
-        <w:gridCol w:w="9360"/>
-      </w:tblGrid>
-      <w:tr>
-        <w:tc>
-          <w:tcPr>
-            <w:tcW w:type="dxa" w:w="8640"/>
-            <w:shd w:fill="F0FDF4"/>
-            <w:tcMar>
-              <w:top w:w="140" w:type="dxa"/>
-              <w:bottom w:w="140" w:type="dxa"/>
-              <w:left w:w="180" w:type="dxa"/>
-              <w:right w:w="180" w:type="dxa"/>
-            </w:tcMar>
-          </w:tcPr>
-          <w:p>
-            <w:pPr>
-              <w:spacing w:after="0"/>
-            </w:pPr>
-            <w:r>
-              <w:rPr>
-                <w:b/>
-                <w:color w:val="166534"/>
-                <w:sz w:val="20"/>
-              </w:rPr>
-              <w:t>🇻🇳 Lời thoại Tiếng Việt (Vietnamese Script):</w:t>
-              <w:br/>
-            </w:r>
-            <w:r>
-              <w:rPr>
-                <w:color w:val="1E293B"/>
-                <w:sz w:val="19"/>
-              </w:rPr>
-              <w:t>"Ở Lab 4, chúng ta giải quyết bài toán thị giác máy tính trên ảnh X-quang ngực bằng kỹ thuật Grad-CAM (Bản đồ Kích hoạt Lớp theo Trọng số Gradient). Mạng CNN sâu như DenseNet121 có hơn 7 triệu tham số. Bác sĩ X-quang sẽ không bao giờ tin chẩn đoán nếu không thấy mô hình đang nhìn vào đâu. Nhóm trích xuất các bản đồ đặc trưng A^k tại Layer 424 (conv5_block16_concat) với kích thước không gian 10x10x1024. Ta lan truyền ngược đạo hàm lớp mục tiêu y^c để tính trọng số α_k^c và lọc qua hàm ReLU: Khi chẩn đoán Viêm phổi (Pneumonia), bản đồ nhiệt đỏ rực tập trung chính xác vào vùng đông đặc ở thùy dưới phổi phải. Khi chuyển sang Bóng tim to (Cardiomegaly), vùng kích hoạt lập tức dịch chuyển bao trọn lấy cung tim mở rộng ở trung thất. Sau đây, mình xin chuyển giao bài thuyết trình cho bạn Dung để trình bày cách khai phá 100,000 báo cáo bệnh viện tự động nhằm huấn luyện các mạng CNN đa nhãn này!"</w:t>
-            </w:r>
-          </w:p>
-        </w:tc>
-      </w:tr>
-    </w:tbl>
-    <w:p>
-      <w:pPr>
-        <w:spacing w:after="80"/>
-      </w:pPr>
-    </w:p>
-    <w:p>
-      <w:pPr>
-        <w:spacing w:before="80" w:after="40"/>
-      </w:pPr>
-      <w:r>
-        <w:rPr>
-          <w:b/>
-          <w:color w:val="B45309"/>
-          <w:sz w:val="20"/>
-        </w:rPr>
-        <w:t>📐 Điểm Toán học &amp; Machine Learning cần nhấn mạnh:</w:t>
-      </w:r>
-    </w:p>
-    <w:p>
-      <w:pPr>
-        <w:pStyle w:val="ListBullet"/>
-        <w:spacing w:after="40"/>
-      </w:pPr>
-      <w:r>
-        <w:rPr>
-          <w:color w:val="334155"/>
-          <w:sz w:val="19"/>
-        </w:rPr>
-        <w:t>α_k^c = (1/Z) ∑_i ∑_j (∂y^c / ∂A_ij^k) (Trọng số Gradient GAP).</w:t>
-      </w:r>
-    </w:p>
-    <w:p>
-      <w:pPr>
-        <w:pStyle w:val="ListBullet"/>
-        <w:spacing w:after="40"/>
-      </w:pPr>
-      <w:r>
-        <w:rPr>
-          <w:color w:val="334155"/>
-          <w:sz w:val="19"/>
-        </w:rPr>
-        <w:t>L_GradCAM^c = ReLU(∑_k α_k^c A^k) (Bản đồ nhiệt kích hoạt lớp c).</w:t>
-      </w:r>
-    </w:p>
-    <w:p>
-      <w:pPr>
-        <w:spacing w:before="320" w:after="120"/>
-      </w:pPr>
-      <w:r>
-        <w:rPr>
-          <w:b/>
-          <w:color w:val="B91C1C"/>
-          <w:sz w:val="24"/>
-        </w:rPr>
-        <w:t>🎯 BỘ CÂU HỎI &amp; TRẢ LỜI PHẢN BIỆN DỰ KIẾN (Q&amp;A PREPARATION)</w:t>
-      </w:r>
-    </w:p>
-    <w:p>
-      <w:pPr>
-        <w:spacing w:after="40"/>
-      </w:pPr>
-      <w:r>
-        <w:rPr>
-          <w:b/>
-          <w:color w:val="0F172A"/>
-          <w:sz w:val="20"/>
-        </w:rPr>
-        <w:t>❓ Tại sao Grad-CAM lại lấy activation ở lớp Conv cuối cùng (Layer 424) mà không lấy ở các lớp Conv đầu tiên?</w:t>
-      </w:r>
-    </w:p>
-    <w:p>
-      <w:pPr>
-        <w:spacing w:after="160"/>
-      </w:pPr>
-      <w:r>
-        <w:rPr>
-          <w:color w:val="1E293B"/>
-          <w:sz w:val="19"/>
-        </w:rPr>
-        <w:t>💡 Trả lời: Các lớp Conv đầu tiên chỉ bắt các đặc trưng mức thấp như đường viền, cạnh, góc vô nghĩa về mặt bệnh học. Lớp Conv cuối cùng (Layer 424) có trường tiếp nhận (receptive field) bao trọn toàn bộ bức ảnh và lưu giữ các đặc trưng ngữ nghĩa bệnh học cao cấp nhất (như khối thâm nhiễm, bóng tim) trong khi vẫn giữ được thông tin vị trí không gian 2D.</w:t>
-      </w:r>
-    </w:p>
-    <w:p>
-      <w:pPr>
-        <w:spacing w:after="40"/>
-      </w:pPr>
-      <w:r>
-        <w:rPr>
-          <w:b/>
-          <w:color w:val="0F172A"/>
-          <w:sz w:val="20"/>
-        </w:rPr>
-        <w:t>❓ Tại sao phải dùng hàm ReLU trong công thức Grad-CAM?</w:t>
-      </w:r>
-    </w:p>
-    <w:p>
-      <w:pPr>
-        <w:spacing w:after="160"/>
-      </w:pPr>
-      <w:r>
-        <w:rPr>
-          <w:color w:val="1E293B"/>
-          <w:sz w:val="19"/>
-        </w:rPr>
-        <w:t>💡 Trả lời: Hàm ReLU lọc bỏ các giá trị âm, tức là chỉ giữ lại những vùng pixel làm TĂNG xác suất chẩn đoán bệnh c. Nếu không có ReLU, bản đồ nhiệt sẽ bị nhiễu bởi những vùng đặc trưng thuộc về các bệnh khác hoặc cấu trúc lành tính.</w:t>
-      </w:r>
-    </w:p>
+    <w:p/>
     <w:sectPr>
       <w:pgSz w:w="12240" w:h="15840"/>
-      <w:pgMar w:top="1440" w:right="1800" w:bottom="1440" w:left="1800" w:header="720" w:footer="720" w:gutter="0"/>
+      <w:pgMar w:top="1152" w:right="1152" w:bottom="1152" w:left="1152" w:header="720" w:footer="720" w:gutter="0"/>
       <w:cols w:space="720"/>
       <w:docGrid w:linePitch="360"/>
     </w:sectPr>

--- a/PRESENTATION_GUIDE_LINH.docx
+++ b/PRESENTATION_GUIDE_LINH.docx
@@ -44,7 +44,7 @@
                 <w:color w:val="FFFFFF"/>
                 <w:sz w:val="32"/>
               </w:rPr>
-              <w:t>PART 4: MEDICAL NLP (BIOBERT) &amp; GRAD-CAM EXPLAINABILITY LABS</w:t>
+              <w:t>PART 4: MEDICAL NLP (BIOBERT) &amp; 14-CNN GRAD-CAM VISION LABS</w:t>
               <w:br/>
             </w:r>
             <w:r>
@@ -64,7 +64,7 @@
                 <w:color w:val="FBBF24"/>
                 <w:sz w:val="19"/>
               </w:rPr>
-              <w:t>👤 Presenter: Lê Khánh Linh  |  🎯 Role: Medical NLP &amp; Deep Vision Interpretability</w:t>
+              <w:t>👤 Presenter: Lê Khánh Linh  |  🎯 Role: Medical NLP &amp; 14-CNN Deep Vision Interpretation</w:t>
               <w:br/>
               <w:t>🆔 Student ID: 20225020  |  ✉️ Email: 20225020@student.vgu.edu.vn  |  ⏱️ Duration: 5.0 Mins</w:t>
             </w:r>
@@ -219,7 +219,7 @@
           <w:color w:val="7C3AED"/>
           <w:sz w:val="24"/>
         </w:rPr>
-        <w:t>📍 CHAPTER 2: GRAD-CAM X-RAY LOCALIZATION (LAYER 424) &amp; PERMUTATION IMPORTANCE  [⏱️ 2.5 Phút]</w:t>
+        <w:t>📍 CHAPTER 2: 14-DISEASE DENSENET121 CNN, F1 TUNING &amp; LAYER 424 GRAD-CAM  [⏱️ 3.0 Phút]</w:t>
       </w:r>
     </w:p>
     <w:tbl>
@@ -263,13 +263,13 @@
                 <w:color w:val="0F172A"/>
                 <w:sz w:val="19"/>
               </w:rPr>
-              <w:t>1. Click Flow Step 02 'Grad-CAM &amp; Permutation'.</w:t>
+              <w:t>1. Click Flow Step 02 '14-CNN &amp; Grad-CAM Lab'.</w:t>
               <w:br/>
-              <w:t>2. Kéo thanh trượt 'Grad-CAM Overlay Opacity' lên 85%.</w:t>
+              <w:t>2. Click ảnh X-quang 'Scan #0599 (Pneumonia)' &amp;bull; sau đó click 'Scan #1042 (Cardiomegaly)'.</w:t>
               <w:br/>
-              <w:t>3. Click nút '🫁 Pneumonia' &amp;bull; sau đó click '❤️ Cardiomegaly'.</w:t>
+              <w:t>3. Kéo thanh trượt 'CNN Decision Threshold' lên 0.70 để xem F1-score tuning.</w:t>
               <w:br/>
-              <w:t>4. Click nút '🔀 Shuffle Age' trong Card 2.</w:t>
+              <w:t>4. Kéo thanh trượt 'Grad-CAM Overlay Opacity' lên 85% và click '🔀 Shuffle Age'.</w:t>
               <w:br/>
             </w:r>
             <w:r>
@@ -279,7 +279,7 @@
                 <w:color w:val="475569"/>
                 <w:sz w:val="18"/>
               </w:rPr>
-              <w:t>👉 Target UI Elements: l_step_2, l_cam_sl_op, l_dis_btn_1, l_dis_btn_2, l_heatmap_blob, l_cam_disease_lbl, l_btn_shuf_age, l_perm_table_body</w:t>
+              <w:t>👉 Target UI Elements: l_step_2, l_dis_btn_1, l_dis_btn_2, l_sl_thresh, l_txt_thresh, l_cam_sl_op, l_heatmap_blob, l_cam_disease_lbl, l_btn_shuf_age, l_perm_table_body</w:t>
             </w:r>
           </w:p>
         </w:tc>
@@ -306,7 +306,7 @@
           <w:color w:val="1E293B"/>
           <w:sz w:val="20"/>
         </w:rPr>
-        <w:t>"Finally, we answer the most critical clinical question: 'Can doctors trust what the neural network sees?' We implement Grad-CAM on Layer 424 of our DenseNet121 backbone. When targeting Pneumonia, backpropagated class gradients alpha_k highlight the right lower lung consolidation in bright red heat. When switching to Cardiomegaly, the activation map dynamically tracks the expanded cardiac borders. This proves the AI bases decisions on genuine anatomical pathology rather than cheating on hospital metal markers. To interpret tabular features, we perform Permutation Importance: shuffling Patient Age causes a massive drop of -0.2228 C-Index, proving Age is the #1 biological driver of stroke risk. Our pipeline is 100% transparent, accountable, and clinician-ready."</w:t>
+        <w:t>"Now, let us examine how our 14-Disease DenseNet121 CNN processes Chest X-Rays and opens its black box. When evaluating Scan #0599, the multi-label sigmoid outputs 88% Pneumonia; when switching to Scan #1042, it detects 94% Cardiomegaly. Because rare chest diseases represent less than 1% of hospital cases, raw accuracy is deceiving. We optimize the Harmonic F1-Score: F1 = 2PR / (P+R) = 0.923 at threshold 0.50. Crucially, we implement Grad-CAM on Layer 424: for Pneumonia, class gradients highlight the right lower lobe consolidation in bright red; for Cardiomegaly, the heatmap outlines the enlarged heart silhouette. Finally, Permutation Importance proves shuffling Age causes a massive -0.2228 C-Index drop—confirming Age is the #1 biological risk driver."</w:t>
         <w:br/>
         <w:br/>
       </w:r>
@@ -326,7 +326,7 @@
           <w:color w:val="475569"/>
           <w:sz w:val="19"/>
         </w:rPr>
-        <w:t>Kéo thanh trượt Grad-CAM để thấy vùng nhiệt đỏ bao phủ chính xác ổ viêm đáy phổi phải (Pneumonia) và tim to (Cardiomegaly). Nhấn nút Shuffle Age để chứng minh tuổi tác là yếu tố quan trọng nhất kéo tụt -0.2228 điểm mô hình.</w:t>
+        <w:t>Đây là Lab tích hợp toàn diện: Vừa kiểm tra xác suất 14 bệnh của DenseNet121, vừa chỉnh ngưỡng F1 tối ưu 0.923, vừa bật bản đồ nhiệt Grad-CAM định vị đáy phổi phải và tim to, vừa chạy Permutation chứng minh tuổi tác quan trọng nhất.</w:t>
       </w:r>
     </w:p>
     <w:p>
@@ -340,7 +340,7 @@
           <w:color w:val="B45309"/>
           <w:sz w:val="19"/>
         </w:rPr>
-        <w:t>🏆 Hero Metric &amp; Math: L_CAM = ReLU(Σ α_k A^k) (Layer 424)  |  Permutation Drop: Δ C(Age) = -0.2228 (CRITICAL)</w:t>
+        <w:t>🏆 Hero Metric &amp; Math: DenseNet121 Layer 424  |  F1 = 0.923 (Threshold = 0.50)  |  Grad-CAM L_CAM  |  Δ C(Age) = -0.2228</w:t>
       </w:r>
     </w:p>
     <w:p>
@@ -441,6 +441,51 @@
                 <w:sz w:val="19"/>
               </w:rPr>
               <w:t>👉 Trả lời nhanh: Vì Layer 424 là lớp tích chập cuối cùng (Final Conv Layer). Đây là nơi lưu giữ đặc trưng ngữ nghĩa không gian ở mức cao nhất (High-level semantic features) vừa đủ chi tiết để tạo bản đồ nhiệt có ý nghĩa giải thích.</w:t>
+            </w:r>
+          </w:p>
+        </w:tc>
+      </w:tr>
+    </w:tbl>
+    <w:p/>
+    <w:tbl>
+      <w:tblPr>
+        <w:tblW w:type="auto" w:w="0"/>
+        <w:jc w:val="center"/>
+        <w:tblLook w:firstColumn="1" w:firstRow="1" w:lastColumn="0" w:lastRow="0" w:noHBand="0" w:noVBand="1" w:val="04A0"/>
+      </w:tblPr>
+      <w:tblGrid>
+        <w:gridCol w:w="9936"/>
+      </w:tblGrid>
+      <w:tr>
+        <w:tc>
+          <w:tcPr>
+            <w:tcW w:type="dxa" w:w="9936"/>
+            <w:shd w:fill="f8fafc"/>
+            <w:tcMar>
+              <w:top w:w="80" w:type="dxa"/>
+              <w:bottom w:w="80" w:type="dxa"/>
+              <w:left w:w="140" w:type="dxa"/>
+              <w:right w:w="140" w:type="dxa"/>
+            </w:tcMar>
+          </w:tcPr>
+          <w:p>
+            <w:r>
+              <w:rPr>
+                <w:rFonts w:ascii="Calibri" w:hAnsi="Calibri"/>
+                <w:b/>
+                <w:color w:val="B91C1C"/>
+                <w:sz w:val="19"/>
+              </w:rPr>
+              <w:t>Q: Tại sao dùng Sigmoid cho 14 bệnh thay vì Softmax?</w:t>
+              <w:br/>
+            </w:r>
+            <w:r>
+              <w:rPr>
+                <w:rFonts w:ascii="Calibri" w:hAnsi="Calibri"/>
+                <w:color w:val="0F172A"/>
+                <w:sz w:val="19"/>
+              </w:rPr>
+              <w:t>👉 Trả lời nhanh: Vì bệnh lý lồng ngực là 'Multi-label' (không loại trừ lẫn nhau): Một bệnh nhân hoàn toàn có thể vừa bị Viêm phổi (Pneumonia) vừa bị Tràn dịch màng phổi (Effusion). Softmax ép tổng xác suất bằng 1 là sai bản chất y khoa.</w:t>
             </w:r>
           </w:p>
         </w:tc>

--- a/PRESENTATION_GUIDE_LINH.docx
+++ b/PRESENTATION_GUIDE_LINH.docx
@@ -2,71 +2,141 @@
 <file path=word/document.xml><?xml version="1.0" encoding="utf-8"?>
 <w:document xmlns:wpc="http://schemas.microsoft.com/office/word/2010/wordprocessingCanvas" xmlns:mo="http://schemas.microsoft.com/office/mac/office/2008/main" xmlns:mc="http://schemas.openxmlformats.org/markup-compatibility/2006" xmlns:mv="urn:schemas-microsoft-com:mac:vml" xmlns:o="urn:schemas-microsoft-com:office:office" xmlns:r="http://schemas.openxmlformats.org/officeDocument/2006/relationships" xmlns:m="http://schemas.openxmlformats.org/officeDocument/2006/math" xmlns:v="urn:schemas-microsoft-com:vml" xmlns:wp14="http://schemas.microsoft.com/office/word/2010/wordprocessingDrawing" xmlns:wp="http://schemas.openxmlformats.org/drawingml/2006/wordprocessingDrawing" xmlns:w10="urn:schemas-microsoft-com:office:word" xmlns:w="http://schemas.openxmlformats.org/wordprocessingml/2006/main" xmlns:w14="http://schemas.microsoft.com/office/word/2010/wordml" xmlns:wpg="http://schemas.microsoft.com/office/word/2010/wordprocessingGroup" xmlns:wpi="http://schemas.microsoft.com/office/word/2010/wordprocessingInk" xmlns:wne="http://schemas.microsoft.com/office/word/2006/wordml" xmlns:wps="http://schemas.microsoft.com/office/word/2010/wordprocessingShape" mc:Ignorable="w14 wp14">
   <w:body>
+    <w:p>
+      <w:r>
+        <w:rPr>
+          <w:rFonts w:ascii="Arial" w:hAnsi="Arial"/>
+          <w:b/>
+          <w:color w:val="64748B"/>
+          <w:sz w:val="17"/>
+        </w:rPr>
+        <w:t>M9 — INTRODUCTION TO MACHINE LEARNING · 100% COURSE 3 SUMMARY COMPLIANT</w:t>
+      </w:r>
+    </w:p>
+    <w:p>
+      <w:r>
+        <w:rPr>
+          <w:rFonts w:ascii="Arial" w:hAnsi="Arial"/>
+          <w:b/>
+          <w:color w:val="7C3AED"/>
+          <w:sz w:val="34"/>
+        </w:rPr>
+        <w:t>PART 4: MEDICAL QA, FEATURE IMPORTANCE &amp; GRAD-CAM SANITY CHECKS</w:t>
+      </w:r>
+    </w:p>
+    <w:p>
+      <w:r>
+        <w:rPr>
+          <w:rFonts w:ascii="Arial" w:hAnsi="Arial"/>
+          <w:color w:val="475569"/>
+          <w:sz w:val="21"/>
+        </w:rPr>
+        <w:t>Official Speaking Guide &amp; Interactive Demo Plan (Week 2, V1–3 &amp; Week 3, V1–2, 7–9)</w:t>
+      </w:r>
+    </w:p>
     <w:tbl>
       <w:tblPr>
         <w:tblW w:type="auto" w:w="0"/>
         <w:jc w:val="center"/>
+        <w:tblLayout w:type="fixed"/>
         <w:tblLook w:firstColumn="1" w:firstRow="1" w:lastColumn="0" w:lastRow="0" w:noHBand="0" w:noVBand="1" w:val="04A0"/>
       </w:tblPr>
       <w:tblGrid>
-        <w:gridCol w:w="9936"/>
+        <w:gridCol w:w="4896"/>
+        <w:gridCol w:w="4896"/>
       </w:tblGrid>
       <w:tr>
         <w:tc>
           <w:tcPr>
-            <w:tcW w:type="dxa" w:w="9936"/>
-            <w:shd w:fill="0f172a"/>
+            <w:tcW w:type="dxa" w:w="4896"/>
+            <w:shd w:fill="F1F5F9"/>
             <w:tcMar>
-              <w:top w:w="200" w:type="dxa"/>
-              <w:bottom w:w="200" w:type="dxa"/>
-              <w:left w:w="240" w:type="dxa"/>
-              <w:right w:w="240" w:type="dxa"/>
+              <w:top w:w="80" w:type="dxa"/>
+              <w:bottom w:w="80" w:type="dxa"/>
+              <w:left w:w="120" w:type="dxa"/>
+              <w:right w:w="120" w:type="dxa"/>
             </w:tcMar>
           </w:tcPr>
           <w:p>
-            <w:pPr>
-              <w:jc w:val="left"/>
-            </w:pPr>
             <w:r>
               <w:rPr>
-                <w:rFonts w:ascii="Calibri" w:hAnsi="Calibri"/>
+                <w:rFonts w:ascii="Arial" w:hAnsi="Arial"/>
                 <w:b/>
-                <w:color w:val="93C5FD"/>
+                <w:color w:val="1E293B"/>
                 <w:sz w:val="17"/>
               </w:rPr>
-              <w:t>M9: INTRODUCTION TO MACHINE LEARNING · FINAL PRESENTATION DECK</w:t>
-              <w:br/>
+              <w:t>👤 Presenter: Lê Khánh Linh (ID: 20225020)</w:t>
             </w:r>
+          </w:p>
+        </w:tc>
+        <w:tc>
+          <w:tcPr>
+            <w:tcW w:type="dxa" w:w="4896"/>
+            <w:shd w:fill="F1F5F9"/>
+            <w:tcMar>
+              <w:top w:w="80" w:type="dxa"/>
+              <w:bottom w:w="80" w:type="dxa"/>
+              <w:left w:w="120" w:type="dxa"/>
+              <w:right w:w="120" w:type="dxa"/>
+            </w:tcMar>
+          </w:tcPr>
+          <w:p>
             <w:r>
               <w:rPr>
-                <w:rFonts w:ascii="Calibri" w:hAnsi="Calibri"/>
-                <w:b/>
-                <w:color w:val="FFFFFF"/>
-                <w:sz w:val="32"/>
+                <w:rFonts w:ascii="Arial" w:hAnsi="Arial"/>
+                <w:b w:val="0"/>
+                <w:color w:val="1E293B"/>
+                <w:sz w:val="17"/>
               </w:rPr>
-              <w:t>PART 4: MEDICAL NLP (BIOBERT) &amp; 14-CNN GRAD-CAM VISION LABS</w:t>
-              <w:br/>
+              <w:t>🎭 Role: DEV 2 · Medical Question Answering &amp; ML Interpretation</w:t>
             </w:r>
+          </w:p>
+        </w:tc>
+      </w:tr>
+      <w:tr>
+        <w:tc>
+          <w:tcPr>
+            <w:tcW w:type="dxa" w:w="4896"/>
+            <w:shd w:fill="F1F5F9"/>
+            <w:tcMar>
+              <w:top w:w="80" w:type="dxa"/>
+              <w:bottom w:w="80" w:type="dxa"/>
+              <w:left w:w="120" w:type="dxa"/>
+              <w:right w:w="120" w:type="dxa"/>
+            </w:tcMar>
+          </w:tcPr>
+          <w:p>
             <w:r>
               <w:rPr>
-                <w:rFonts w:ascii="Calibri" w:hAnsi="Calibri"/>
-                <w:color w:val="CBD5E1"/>
-                <w:sz w:val="21"/>
+                <w:rFonts w:ascii="Arial" w:hAnsi="Arial"/>
+                <w:b/>
+                <w:color w:val="1E293B"/>
+                <w:sz w:val="17"/>
               </w:rPr>
-              <w:t>Detailed Presentation Script &amp; Interactive Demo Guide (2 Unified Chapters)</w:t>
-              <w:br/>
-              <w:br/>
+              <w:t>⏱️ Allocated Time: 5.0 Minutes</w:t>
             </w:r>
+          </w:p>
+        </w:tc>
+        <w:tc>
+          <w:tcPr>
+            <w:tcW w:type="dxa" w:w="4896"/>
+            <w:shd w:fill="F1F5F9"/>
+            <w:tcMar>
+              <w:top w:w="80" w:type="dxa"/>
+              <w:bottom w:w="80" w:type="dxa"/>
+              <w:left w:w="120" w:type="dxa"/>
+              <w:right w:w="120" w:type="dxa"/>
+            </w:tcMar>
+          </w:tcPr>
+          <w:p>
             <w:r>
               <w:rPr>
-                <w:rFonts w:ascii="Calibri" w:hAnsi="Calibri"/>
-                <w:b/>
-                <w:color w:val="FBBF24"/>
-                <w:sz w:val="19"/>
+                <w:rFonts w:ascii="Arial" w:hAnsi="Arial"/>
+                <w:b w:val="0"/>
+                <w:color w:val="1E293B"/>
+                <w:sz w:val="17"/>
               </w:rPr>
-              <w:t>👤 Presenter: Lê Khánh Linh  |  🎯 Role: Medical NLP &amp; 14-CNN Deep Vision Interpretation</w:t>
-              <w:br/>
-              <w:t>🆔 Student ID: 20225020  |  ✉️ Email: 20225020@student.vgu.edu.vn  |  ⏱️ Duration: 5.0 Mins</w:t>
+              <w:t>🎯 Alignment: AI_For_Medical_Treatment_Course3_Summary.docx</w:t>
             </w:r>
           </w:p>
         </w:tc>
@@ -74,76 +144,207 @@
     </w:tbl>
     <w:p/>
     <w:p>
-      <w:pPr>
-        <w:keepNext/>
-        <w:spacing w:before="280" w:after="80"/>
-      </w:pPr>
       <w:r>
         <w:rPr>
-          <w:rFonts w:ascii="Calibri" w:hAnsi="Calibri"/>
+          <w:rFonts w:ascii="Arial" w:hAnsi="Arial"/>
           <w:b/>
           <w:color w:val="7C3AED"/>
           <w:sz w:val="24"/>
         </w:rPr>
-        <w:t>📍 CHAPTER 1: BIOBERT ATTENTION &amp; WORDPIECE TENSOR REPRESENTATION  [⏱️ 2.0 Phút]</w:t>
+        <w:t>📌 Chapter 1: Medical Question Answering &amp; BioBERT Contextual Spans (Week 2, V1–3) (2.0 mins)</w:t>
       </w:r>
     </w:p>
     <w:tbl>
       <w:tblPr>
         <w:tblW w:type="auto" w:w="0"/>
         <w:jc w:val="center"/>
+        <w:tblLayout w:type="fixed"/>
         <w:tblLook w:firstColumn="1" w:firstRow="1" w:lastColumn="0" w:lastRow="0" w:noHBand="0" w:noVBand="1" w:val="04A0"/>
       </w:tblPr>
       <w:tblGrid>
-        <w:gridCol w:w="9936"/>
+        <w:gridCol w:w="9792"/>
       </w:tblGrid>
       <w:tr>
         <w:tc>
           <w:tcPr>
-            <w:tcW w:type="dxa" w:w="9936"/>
-            <w:shd w:fill="eff6ff"/>
+            <w:tcW w:type="dxa" w:w="9792"/>
+            <w:shd w:fill="EFF6FF"/>
             <w:tcMar>
-              <w:top w:w="100" w:type="dxa"/>
-              <w:bottom w:w="100" w:type="dxa"/>
-              <w:left w:w="180" w:type="dxa"/>
-              <w:right w:w="180" w:type="dxa"/>
+              <w:top w:w="80" w:type="dxa"/>
+              <w:bottom w:w="80" w:type="dxa"/>
+              <w:left w:w="120" w:type="dxa"/>
+              <w:right w:w="120" w:type="dxa"/>
             </w:tcMar>
           </w:tcPr>
           <w:p>
-            <w:pPr>
-              <w:spacing w:after="40"/>
-            </w:pPr>
             <w:r>
               <w:rPr>
-                <w:rFonts w:ascii="Calibri" w:hAnsi="Calibri"/>
+                <w:rFonts w:ascii="Arial" w:hAnsi="Arial"/>
                 <w:b/>
                 <w:color w:val="1E40AF"/>
-                <w:sz w:val="19"/>
+                <w:sz w:val="17"/>
               </w:rPr>
-              <w:t>🖥️ LIVE DEMO SCREEN ACTIONS (Thao tác màn hình):</w:t>
+              <w:t>🎯 Syllabus Focus &amp; Learning Objectives</w:t>
               <w:br/>
             </w:r>
             <w:r>
               <w:rPr>
-                <w:rFonts w:ascii="Calibri" w:hAnsi="Calibri"/>
-                <w:color w:val="0F172A"/>
+                <w:rFonts w:ascii="Arial" w:hAnsi="Arial"/>
+                <w:color w:val="1E293B"/>
                 <w:sz w:val="19"/>
               </w:rPr>
-              <w:t>1. Click tab 'Linh' trên thanh Menu.</w:t>
-              <w:br/>
-              <w:t>2. Chọn preset 2 trong dropdown 'Forxiga (dapagliflozin)...'.</w:t>
-              <w:br/>
-              <w:t>3. Click nút '✨ Clean Medical Text' trong Card 2.</w:t>
+              <w:t>2.1 Extractive Question Answering, 2.2 Medical Polysemy ('MS' = Multiple Sclerosis vs Mitral Stenosis), Static (Word2Vec) vs Contextual Embedding (BioBERT), and 2.3 Start/End vectors S and E span selection.</w:t>
+            </w:r>
+          </w:p>
+        </w:tc>
+      </w:tr>
+      <w:tr>
+        <w:tc>
+          <w:tcPr>
+            <w:tcW w:type="dxa" w:w="9792"/>
+            <w:shd w:fill="F8FAFC"/>
+            <w:tcMar>
+              <w:top w:w="80" w:type="dxa"/>
+              <w:bottom w:w="80" w:type="dxa"/>
+              <w:left w:w="120" w:type="dxa"/>
+              <w:right w:w="120" w:type="dxa"/>
+            </w:tcMar>
+          </w:tcPr>
+          <w:p>
+            <w:r>
+              <w:rPr>
+                <w:rFonts w:ascii="Arial" w:hAnsi="Arial"/>
+                <w:b/>
+                <w:color w:val="0F172A"/>
+                <w:sz w:val="17"/>
+              </w:rPr>
+              <w:t>👉 Screen &amp; UI Interactive Actions</w:t>
               <w:br/>
             </w:r>
             <w:r>
               <w:rPr>
-                <w:rFonts w:ascii="Calibri" w:hAnsi="Calibri"/>
-                <w:i/>
-                <w:color w:val="475569"/>
-                <w:sz w:val="18"/>
+                <w:rFonts w:ascii="Arial" w:hAnsi="Arial"/>
+                <w:color w:val="1E293B"/>
+                <w:sz w:val="19"/>
               </w:rPr>
-              <w:t>👉 Target UI Elements: l_step_1, l_text_select, l_dirty_input, l_cleaned_text_display, l_token_badge_list, l_formula_card, l_v_lab1</w:t>
+              <w:t>1. Click tab 'Linh' · Flow Step 1 'Medical QA &amp; BioBERT Spans' is active.</w:t>
+              <w:br/>
+              <w:t>2. Select Case 1: Polysemy 'MS' -&gt; Click 'Contextual (BioBERT)' button.</w:t>
+              <w:br/>
+              <w:t>3. Card 4 displays Start Vector S and End Vector E dot product span probabilities.</w:t>
+              <w:br/>
+              <w:t>4. Card 6 visualizes BioBERT attention tensor (1, 60) with highlighted span tokens.</w:t>
+            </w:r>
+          </w:p>
+        </w:tc>
+      </w:tr>
+      <w:tr>
+        <w:tc>
+          <w:tcPr>
+            <w:tcW w:type="dxa" w:w="9792"/>
+            <w:shd w:fill="FFFFFF"/>
+            <w:tcMar>
+              <w:top w:w="80" w:type="dxa"/>
+              <w:bottom w:w="80" w:type="dxa"/>
+              <w:left w:w="120" w:type="dxa"/>
+              <w:right w:w="120" w:type="dxa"/>
+            </w:tcMar>
+          </w:tcPr>
+          <w:p>
+            <w:r>
+              <w:rPr>
+                <w:rFonts w:ascii="Arial" w:hAnsi="Arial"/>
+                <w:b/>
+                <w:color w:val="1E293B"/>
+                <w:sz w:val="17"/>
+              </w:rPr>
+              <w:t>🎙️ Complete Spoken Presentation Script</w:t>
+              <w:br/>
+            </w:r>
+            <w:r>
+              <w:rPr>
+                <w:rFonts w:ascii="Arial" w:hAnsi="Arial"/>
+                <w:color w:val="1E293B"/>
+                <w:sz w:val="19"/>
+              </w:rPr>
+              <w:t>"Thank you Dung. In clinical question answering, a major obstacle is medical polysemy—abbreviations like 'MS' can mean Multiple Sclerosis, Mitral Stenosis, or Morphine Sulfate depending on context. Static embeddings like Word2Vec assign one fixed vector per word and fail completely. BioBERT generates dynamic contextual embeddings based on surrounding clinical text.</w:t>
+              <w:br/>
+              <w:br/>
+              <w:t>To locate the exact answer in a clinical note, BioBERT computes dot products between token embeddings T_i and two learned vectors: Start Vector S and End Vector E. Softmax identifies the optimal span [i, j], cleanly extracting the precise medical answer."</w:t>
+            </w:r>
+          </w:p>
+        </w:tc>
+      </w:tr>
+      <w:tr>
+        <w:tc>
+          <w:tcPr>
+            <w:tcW w:type="dxa" w:w="9792"/>
+            <w:shd w:fill="F1F5F9"/>
+            <w:tcMar>
+              <w:top w:w="80" w:type="dxa"/>
+              <w:bottom w:w="80" w:type="dxa"/>
+              <w:left w:w="120" w:type="dxa"/>
+              <w:right w:w="120" w:type="dxa"/>
+            </w:tcMar>
+          </w:tcPr>
+          <w:p>
+            <w:r>
+              <w:rPr>
+                <w:rFonts w:ascii="Arial" w:hAnsi="Arial"/>
+                <w:b/>
+                <w:color w:val="0F766E"/>
+                <w:sz w:val="17"/>
+              </w:rPr>
+              <w:t>📐 Dynamic Mathematical Formula &amp; Logic</w:t>
+              <w:br/>
+            </w:r>
+            <w:r>
+              <w:rPr>
+                <w:rFonts w:ascii="Arial" w:hAnsi="Arial"/>
+                <w:color w:val="1E293B"/>
+                <w:sz w:val="19"/>
+              </w:rPr>
+              <w:t>P_start(i) = exp(S · T_i) / Sum_j exp(S · T_j)</w:t>
+              <w:br/>
+              <w:t>P_end(j) = exp(E · T_j) / Sum_k exp(E · T_k)</w:t>
+              <w:br/>
+              <w:t>BioBERT Contextual Representation: T = E_Token + E_Position + E_Segment in R^(1 x 60 x 768)</w:t>
+            </w:r>
+          </w:p>
+        </w:tc>
+      </w:tr>
+      <w:tr>
+        <w:tc>
+          <w:tcPr>
+            <w:tcW w:type="dxa" w:w="9792"/>
+            <w:shd w:fill="F0FDF4"/>
+            <w:tcMar>
+              <w:top w:w="80" w:type="dxa"/>
+              <w:bottom w:w="80" w:type="dxa"/>
+              <w:left w:w="120" w:type="dxa"/>
+              <w:right w:w="120" w:type="dxa"/>
+            </w:tcMar>
+          </w:tcPr>
+          <w:p>
+            <w:r>
+              <w:rPr>
+                <w:rFonts w:ascii="Arial" w:hAnsi="Arial"/>
+                <w:b/>
+                <w:color w:val="166534"/>
+                <w:sz w:val="17"/>
+              </w:rPr>
+              <w:t>📊 Key Deliverables &amp; Validation Metrics</w:t>
+              <w:br/>
+            </w:r>
+            <w:r>
+              <w:rPr>
+                <w:rFonts w:ascii="Arial" w:hAnsi="Arial"/>
+                <w:color w:val="1E293B"/>
+                <w:sz w:val="19"/>
+              </w:rPr>
+              <w:t>• Polysemy Resolution: BioBERT correctly disambiguates 'MS' to Mitral Stenosis</w:t>
+              <w:br/>
+              <w:t>• Answer Span Accuracy: Exact span identification with attention mask filtering.</w:t>
             </w:r>
           </w:p>
         </w:tc>
@@ -151,341 +352,212 @@
     </w:tbl>
     <w:p/>
     <w:p>
-      <w:pPr>
-        <w:spacing w:before="80" w:after="80"/>
-      </w:pPr>
       <w:r>
         <w:rPr>
-          <w:rFonts w:ascii="Calibri" w:hAnsi="Calibri"/>
-          <w:b/>
-          <w:color w:val="0F172A"/>
-          <w:sz w:val="20"/>
-        </w:rPr>
-        <w:t>🎙️ Lời Thoại Thuyết Trình (English Speech):</w:t>
-        <w:br/>
-      </w:r>
-      <w:r>
-        <w:rPr>
-          <w:rFonts w:ascii="Calibri" w:hAnsi="Calibri"/>
-          <w:color w:val="1E293B"/>
-          <w:sz w:val="20"/>
-        </w:rPr>
-        <w:t>"Thank you Dung. Raw medical records are filled with non-standard conjunctions, formatting noise, and abbreviations. Before transformer processing, our regex engine standardizes punctuation and conjunctions. Our WordPiece tokenizer then maps clinical terms into fixed-length tensor tokens shape (1, 60): starting with classification token [CLS] (ID 101), sub-word tokens like 'dapagliflozin' (ID 14210), sentence separator [SEP] (ID 102), and zero padding [PAD] (ID 0). Our binary Attention Mask assigns 1 to real words and 0 to padding, enabling BioBERT multi-head self-attention to focus strictly on clinical semantics."</w:t>
-        <w:br/>
-        <w:br/>
-      </w:r>
-      <w:r>
-        <w:rPr>
-          <w:rFonts w:ascii="Calibri" w:hAnsi="Calibri"/>
-          <w:b/>
-          <w:color w:val="10B981"/>
-          <w:sz w:val="19"/>
-        </w:rPr>
-        <w:t>💡 Hướng Dẫn &amp; Gợi Ý Diễn Đạt (Vietnamese Note):</w:t>
-        <w:br/>
-      </w:r>
-      <w:r>
-        <w:rPr>
-          <w:rFonts w:ascii="Calibri" w:hAnsi="Calibri"/>
-          <w:color w:val="475569"/>
-          <w:sz w:val="19"/>
-        </w:rPr>
-        <w:t>Thao tác chọn câu văn bản lâm sàng phức tạp và làm sạch trực tiếp. Giải thích cấu trúc tensor chuẩn BioBERT (1, 60) với token [CLS], [SEP], [PAD] và ma trận Attention Mask.</w:t>
-      </w:r>
-    </w:p>
-    <w:p>
-      <w:pPr>
-        <w:spacing w:before="80" w:after="120"/>
-      </w:pPr>
-      <w:r>
-        <w:rPr>
-          <w:rFonts w:ascii="Calibri" w:hAnsi="Calibri"/>
-          <w:b/>
-          <w:color w:val="B45309"/>
-          <w:sz w:val="19"/>
-        </w:rPr>
-        <w:t>🏆 Hero Metric &amp; Math: Tensor T in Z^(1 x 60)  |  [CLS]=101, [SEP]=102, [PAD]=0  |  Attention Mask M_i in {0, 1}</w:t>
-      </w:r>
-    </w:p>
-    <w:p>
-      <w:pPr>
-        <w:keepNext/>
-        <w:spacing w:before="280" w:after="80"/>
-      </w:pPr>
-      <w:r>
-        <w:rPr>
-          <w:rFonts w:ascii="Calibri" w:hAnsi="Calibri"/>
+          <w:rFonts w:ascii="Arial" w:hAnsi="Arial"/>
           <w:b/>
           <w:color w:val="7C3AED"/>
           <w:sz w:val="24"/>
         </w:rPr>
-        <w:t>📍 CHAPTER 2: 14-DISEASE DENSENET121 CNN, F1 TUNING &amp; LAYER 424 GRAD-CAM  [⏱️ 3.0 Phút]</w:t>
+        <w:t>📌 Chapter 2: Permutation Importance &amp; Grad-CAM with Sanity Checks (Week 3, V1–2, 7–9) (3.0 mins)</w:t>
       </w:r>
     </w:p>
     <w:tbl>
       <w:tblPr>
         <w:tblW w:type="auto" w:w="0"/>
         <w:jc w:val="center"/>
+        <w:tblLayout w:type="fixed"/>
         <w:tblLook w:firstColumn="1" w:firstRow="1" w:lastColumn="0" w:lastRow="0" w:noHBand="0" w:noVBand="1" w:val="04A0"/>
       </w:tblPr>
       <w:tblGrid>
-        <w:gridCol w:w="9936"/>
+        <w:gridCol w:w="9792"/>
       </w:tblGrid>
       <w:tr>
         <w:tc>
           <w:tcPr>
-            <w:tcW w:type="dxa" w:w="9936"/>
-            <w:shd w:fill="eff6ff"/>
-            <w:tcMar>
-              <w:top w:w="100" w:type="dxa"/>
-              <w:bottom w:w="100" w:type="dxa"/>
-              <w:left w:w="180" w:type="dxa"/>
-              <w:right w:w="180" w:type="dxa"/>
-            </w:tcMar>
-          </w:tcPr>
-          <w:p>
-            <w:pPr>
-              <w:spacing w:after="40"/>
-            </w:pPr>
-            <w:r>
-              <w:rPr>
-                <w:rFonts w:ascii="Calibri" w:hAnsi="Calibri"/>
-                <w:b/>
-                <w:color w:val="1E40AF"/>
-                <w:sz w:val="19"/>
-              </w:rPr>
-              <w:t>🖥️ LIVE DEMO SCREEN ACTIONS (Thao tác màn hình):</w:t>
-              <w:br/>
-            </w:r>
-            <w:r>
-              <w:rPr>
-                <w:rFonts w:ascii="Calibri" w:hAnsi="Calibri"/>
-                <w:color w:val="0F172A"/>
-                <w:sz w:val="19"/>
-              </w:rPr>
-              <w:t>1. Click Flow Step 02 '14-CNN &amp; Grad-CAM Lab'.</w:t>
-              <w:br/>
-              <w:t>2. Click ảnh X-quang 'Scan #0599 (Pneumonia)' &amp;bull; sau đó click 'Scan #1042 (Cardiomegaly)'.</w:t>
-              <w:br/>
-              <w:t>3. Kéo thanh trượt 'CNN Decision Threshold' lên 0.70 để xem F1-score tuning.</w:t>
-              <w:br/>
-              <w:t>4. Kéo thanh trượt 'Grad-CAM Overlay Opacity' lên 85% và click '🔀 Shuffle Age'.</w:t>
-              <w:br/>
-            </w:r>
-            <w:r>
-              <w:rPr>
-                <w:rFonts w:ascii="Calibri" w:hAnsi="Calibri"/>
-                <w:i/>
-                <w:color w:val="475569"/>
-                <w:sz w:val="18"/>
-              </w:rPr>
-              <w:t>👉 Target UI Elements: l_step_2, l_dis_btn_1, l_dis_btn_2, l_sl_thresh, l_txt_thresh, l_cam_sl_op, l_heatmap_blob, l_cam_disease_lbl, l_btn_shuf_age, l_perm_table_body</w:t>
-            </w:r>
-          </w:p>
-        </w:tc>
-      </w:tr>
-    </w:tbl>
-    <w:p/>
-    <w:p>
-      <w:pPr>
-        <w:spacing w:before="80" w:after="80"/>
-      </w:pPr>
-      <w:r>
-        <w:rPr>
-          <w:rFonts w:ascii="Calibri" w:hAnsi="Calibri"/>
-          <w:b/>
-          <w:color w:val="0F172A"/>
-          <w:sz w:val="20"/>
-        </w:rPr>
-        <w:t>🎙️ Lời Thoại Thuyết Trình (English Speech):</w:t>
-        <w:br/>
-      </w:r>
-      <w:r>
-        <w:rPr>
-          <w:rFonts w:ascii="Calibri" w:hAnsi="Calibri"/>
-          <w:color w:val="1E293B"/>
-          <w:sz w:val="20"/>
-        </w:rPr>
-        <w:t>"Now, let us examine how our 14-Disease DenseNet121 CNN processes Chest X-Rays and opens its black box. When evaluating Scan #0599, the multi-label sigmoid outputs 88% Pneumonia; when switching to Scan #1042, it detects 94% Cardiomegaly. Because rare chest diseases represent less than 1% of hospital cases, raw accuracy is deceiving. We optimize the Harmonic F1-Score: F1 = 2PR / (P+R) = 0.923 at threshold 0.50. Crucially, we implement Grad-CAM on Layer 424: for Pneumonia, class gradients highlight the right lower lobe consolidation in bright red; for Cardiomegaly, the heatmap outlines the enlarged heart silhouette. Finally, Permutation Importance proves shuffling Age causes a massive -0.2228 C-Index drop—confirming Age is the #1 biological risk driver."</w:t>
-        <w:br/>
-        <w:br/>
-      </w:r>
-      <w:r>
-        <w:rPr>
-          <w:rFonts w:ascii="Calibri" w:hAnsi="Calibri"/>
-          <w:b/>
-          <w:color w:val="10B981"/>
-          <w:sz w:val="19"/>
-        </w:rPr>
-        <w:t>💡 Hướng Dẫn &amp; Gợi Ý Diễn Đạt (Vietnamese Note):</w:t>
-        <w:br/>
-      </w:r>
-      <w:r>
-        <w:rPr>
-          <w:rFonts w:ascii="Calibri" w:hAnsi="Calibri"/>
-          <w:color w:val="475569"/>
-          <w:sz w:val="19"/>
-        </w:rPr>
-        <w:t>Đây là Lab tích hợp toàn diện: Vừa kiểm tra xác suất 14 bệnh của DenseNet121, vừa chỉnh ngưỡng F1 tối ưu 0.923, vừa bật bản đồ nhiệt Grad-CAM định vị đáy phổi phải và tim to, vừa chạy Permutation chứng minh tuổi tác quan trọng nhất.</w:t>
-      </w:r>
-    </w:p>
-    <w:p>
-      <w:pPr>
-        <w:spacing w:before="80" w:after="120"/>
-      </w:pPr>
-      <w:r>
-        <w:rPr>
-          <w:rFonts w:ascii="Calibri" w:hAnsi="Calibri"/>
-          <w:b/>
-          <w:color w:val="B45309"/>
-          <w:sz w:val="19"/>
-        </w:rPr>
-        <w:t>🏆 Hero Metric &amp; Math: DenseNet121 Layer 424  |  F1 = 0.923 (Threshold = 0.50)  |  Grad-CAM L_CAM  |  Δ C(Age) = -0.2228</w:t>
-      </w:r>
-    </w:p>
-    <w:p>
-      <w:pPr>
-        <w:spacing w:before="240" w:after="80"/>
-      </w:pPr>
-      <w:r>
-        <w:rPr>
-          <w:rFonts w:ascii="Calibri" w:hAnsi="Calibri"/>
-          <w:b/>
-          <w:color w:val="0F172A"/>
-          <w:sz w:val="22"/>
-        </w:rPr>
-        <w:t>❓ BỘ CÂU HỎI PHẢN BIỆN DỰ KIẾN (PROFESSOR Q&amp;A DEFENSE)</w:t>
-      </w:r>
-    </w:p>
-    <w:tbl>
-      <w:tblPr>
-        <w:tblW w:type="auto" w:w="0"/>
-        <w:jc w:val="center"/>
-        <w:tblLook w:firstColumn="1" w:firstRow="1" w:lastColumn="0" w:lastRow="0" w:noHBand="0" w:noVBand="1" w:val="04A0"/>
-      </w:tblPr>
-      <w:tblGrid>
-        <w:gridCol w:w="9936"/>
-      </w:tblGrid>
-      <w:tr>
-        <w:tc>
-          <w:tcPr>
-            <w:tcW w:type="dxa" w:w="9936"/>
-            <w:shd w:fill="f8fafc"/>
+            <w:tcW w:type="dxa" w:w="9792"/>
+            <w:shd w:fill="EFF6FF"/>
             <w:tcMar>
               <w:top w:w="80" w:type="dxa"/>
               <w:bottom w:w="80" w:type="dxa"/>
-              <w:left w:w="140" w:type="dxa"/>
-              <w:right w:w="140" w:type="dxa"/>
+              <w:left w:w="120" w:type="dxa"/>
+              <w:right w:w="120" w:type="dxa"/>
             </w:tcMar>
           </w:tcPr>
           <w:p>
             <w:r>
               <w:rPr>
-                <w:rFonts w:ascii="Calibri" w:hAnsi="Calibri"/>
+                <w:rFonts w:ascii="Arial" w:hAnsi="Arial"/>
                 <w:b/>
-                <w:color w:val="B91C1C"/>
-                <w:sz w:val="19"/>
+                <w:color w:val="1E40AF"/>
+                <w:sz w:val="17"/>
               </w:rPr>
-              <w:t>Q: Grad-CAM có chứng minh được mô hình luôn chẩn đoán đúng bệnh không?</w:t>
+              <w:t>🎯 Syllabus Focus &amp; Learning Objectives</w:t>
               <w:br/>
             </w:r>
             <w:r>
               <w:rPr>
-                <w:rFonts w:ascii="Calibri" w:hAnsi="Calibri"/>
-                <w:color w:val="0F172A"/>
+                <w:rFonts w:ascii="Arial" w:hAnsi="Arial"/>
+                <w:color w:val="1E293B"/>
                 <w:sz w:val="19"/>
               </w:rPr>
-              <w:t>👉 Trả lời nhanh: Không! Grad-CAM chỉ cho thấy mô hình ĐANG NHÌN VÀO ĐÂU. Nó đóng vai trò như công cụ 'Kiểm tra an toàn' (Sanity Check) giúp bác sĩ phát hiện nếu AI nhìn nhầm vào nhãn kim loại của bệnh viện thay vì mô phổi thực tế.</w:t>
+              <w:t>3.1 Drop Column vs 3.2 Permutation Method (model-agnostic, shuffle test column, Delta C = -0.2228), 3.7 Interpreting CNNs, 3.8 CAM vs 3.9 Grad-CAM (alpha_k^c gradients, Layer 424 heatmaps), and Adebayo et al. (NeurIPS 2018) Sanity Checks warning.</w:t>
             </w:r>
           </w:p>
         </w:tc>
       </w:tr>
-    </w:tbl>
-    <w:p/>
-    <w:tbl>
-      <w:tblPr>
-        <w:tblW w:type="auto" w:w="0"/>
-        <w:jc w:val="center"/>
-        <w:tblLook w:firstColumn="1" w:firstRow="1" w:lastColumn="0" w:lastRow="0" w:noHBand="0" w:noVBand="1" w:val="04A0"/>
-      </w:tblPr>
-      <w:tblGrid>
-        <w:gridCol w:w="9936"/>
-      </w:tblGrid>
       <w:tr>
         <w:tc>
           <w:tcPr>
-            <w:tcW w:type="dxa" w:w="9936"/>
-            <w:shd w:fill="f8fafc"/>
+            <w:tcW w:type="dxa" w:w="9792"/>
+            <w:shd w:fill="F8FAFC"/>
             <w:tcMar>
               <w:top w:w="80" w:type="dxa"/>
               <w:bottom w:w="80" w:type="dxa"/>
-              <w:left w:w="140" w:type="dxa"/>
-              <w:right w:w="140" w:type="dxa"/>
+              <w:left w:w="120" w:type="dxa"/>
+              <w:right w:w="120" w:type="dxa"/>
             </w:tcMar>
           </w:tcPr>
           <w:p>
             <w:r>
               <w:rPr>
-                <w:rFonts w:ascii="Calibri" w:hAnsi="Calibri"/>
+                <w:rFonts w:ascii="Arial" w:hAnsi="Arial"/>
                 <w:b/>
-                <w:color w:val="B91C1C"/>
-                <w:sz w:val="19"/>
+                <w:color w:val="0F172A"/>
+                <w:sz w:val="17"/>
               </w:rPr>
-              <w:t>Q: Tại sao chọn Layer 424 của DenseNet121 để tính Grad-CAM?</w:t>
+              <w:t>👉 Screen &amp; UI Interactive Actions</w:t>
               <w:br/>
             </w:r>
             <w:r>
               <w:rPr>
-                <w:rFonts w:ascii="Calibri" w:hAnsi="Calibri"/>
-                <w:color w:val="0F172A"/>
+                <w:rFonts w:ascii="Arial" w:hAnsi="Arial"/>
+                <w:color w:val="1E293B"/>
                 <w:sz w:val="19"/>
               </w:rPr>
-              <w:t>👉 Trả lời nhanh: Vì Layer 424 là lớp tích chập cuối cùng (Final Conv Layer). Đây là nơi lưu giữ đặc trưng ngữ nghĩa không gian ở mức cao nhất (High-level semantic features) vừa đủ chi tiết để tạo bản đồ nhiệt có ý nghĩa giải thích.</w:t>
+              <w:t>1. Click Flow Step 2 'Permutation &amp; Grad-CAM'.</w:t>
+              <w:br/>
+              <w:t>2. Click 'Scan #0599 (Pneumonia)' -&gt; Shows 88% probability; Grad-CAM highlights right lower lobe.</w:t>
+              <w:br/>
+              <w:t>3. Click 'Scan #1042 (Cardiomegaly)' -&gt; Heatmap shifts to enlarged cardiac silhouette.</w:t>
+              <w:br/>
+              <w:t>4. Click '🔀 Shuffle Age' -&gt; Shows C-Index drop Delta C = -0.2228.</w:t>
+              <w:br/>
+              <w:t>5. Highlight the Adebayo 2018 Sanity Check warning callout in Card 6.</w:t>
             </w:r>
           </w:p>
         </w:tc>
       </w:tr>
-    </w:tbl>
-    <w:p/>
-    <w:tbl>
-      <w:tblPr>
-        <w:tblW w:type="auto" w:w="0"/>
-        <w:jc w:val="center"/>
-        <w:tblLook w:firstColumn="1" w:firstRow="1" w:lastColumn="0" w:lastRow="0" w:noHBand="0" w:noVBand="1" w:val="04A0"/>
-      </w:tblPr>
-      <w:tblGrid>
-        <w:gridCol w:w="9936"/>
-      </w:tblGrid>
       <w:tr>
         <w:tc>
           <w:tcPr>
-            <w:tcW w:type="dxa" w:w="9936"/>
-            <w:shd w:fill="f8fafc"/>
+            <w:tcW w:type="dxa" w:w="9792"/>
+            <w:shd w:fill="FFFFFF"/>
             <w:tcMar>
               <w:top w:w="80" w:type="dxa"/>
               <w:bottom w:w="80" w:type="dxa"/>
-              <w:left w:w="140" w:type="dxa"/>
-              <w:right w:w="140" w:type="dxa"/>
+              <w:left w:w="120" w:type="dxa"/>
+              <w:right w:w="120" w:type="dxa"/>
             </w:tcMar>
           </w:tcPr>
           <w:p>
             <w:r>
               <w:rPr>
-                <w:rFonts w:ascii="Calibri" w:hAnsi="Calibri"/>
+                <w:rFonts w:ascii="Arial" w:hAnsi="Arial"/>
                 <w:b/>
-                <w:color w:val="B91C1C"/>
-                <w:sz w:val="19"/>
+                <w:color w:val="1E293B"/>
+                <w:sz w:val="17"/>
               </w:rPr>
-              <w:t>Q: Tại sao dùng Sigmoid cho 14 bệnh thay vì Softmax?</w:t>
+              <w:t>🎙️ Complete Spoken Presentation Script</w:t>
               <w:br/>
             </w:r>
             <w:r>
               <w:rPr>
-                <w:rFonts w:ascii="Calibri" w:hAnsi="Calibri"/>
-                <w:color w:val="0F172A"/>
+                <w:rFonts w:ascii="Arial" w:hAnsi="Arial"/>
+                <w:color w:val="1E293B"/>
                 <w:sz w:val="19"/>
               </w:rPr>
-              <w:t>👉 Trả lời nhanh: Vì bệnh lý lồng ngực là 'Multi-label' (không loại trừ lẫn nhau): Một bệnh nhân hoàn toàn có thể vừa bị Viêm phổi (Pneumonia) vừa bị Tràn dịch màng phổi (Effusion). Softmax ép tổng xác suất bằng 1 là sai bản chất y khoa.</w:t>
+              <w:t>"Now, how do we explain model predictions to doctors? For tabular clinical data, the Drop Column method requires retraining K separate models. Instead, we use the Permutation Method: by randomly shuffling the Age column on the test set, the C-Index drops by -0.2228, proving Age is the primary biological driver without any retraining.</w:t>
+              <w:br/>
+              <w:br/>
+              <w:t>For chest X-rays, our 14-disease DenseNet121 CNN utilizes Grad-CAM on Layer 424. By computing gradients alpha_k^c of the disease score with respect to feature maps A^k, we generate visual heatmaps: red inflammatory opacities in the right lung for Pneumonia, and cardiac borders for Cardiomegaly.</w:t>
+              <w:br/>
+              <w:br/>
+              <w:t>CRITICAL WARNING (Adebayo et al., NeurIPS 2018): As noted in our course critique, saliency maps show WHERE the network looks, NOT WHY. Saliency maps can look visually convincing even when network weights are randomized. In clinical practice, Grad-CAM serves as a screening safety filter, not proof of correctness."</w:t>
+            </w:r>
+          </w:p>
+        </w:tc>
+      </w:tr>
+      <w:tr>
+        <w:tc>
+          <w:tcPr>
+            <w:tcW w:type="dxa" w:w="9792"/>
+            <w:shd w:fill="F1F5F9"/>
+            <w:tcMar>
+              <w:top w:w="80" w:type="dxa"/>
+              <w:bottom w:w="80" w:type="dxa"/>
+              <w:left w:w="120" w:type="dxa"/>
+              <w:right w:w="120" w:type="dxa"/>
+            </w:tcMar>
+          </w:tcPr>
+          <w:p>
+            <w:r>
+              <w:rPr>
+                <w:rFonts w:ascii="Arial" w:hAnsi="Arial"/>
+                <w:b/>
+                <w:color w:val="0F766E"/>
+                <w:sz w:val="17"/>
+              </w:rPr>
+              <w:t>📐 Dynamic Mathematical Formula &amp; Logic</w:t>
+              <w:br/>
+            </w:r>
+            <w:r>
+              <w:rPr>
+                <w:rFonts w:ascii="Arial" w:hAnsi="Arial"/>
+                <w:color w:val="1E293B"/>
+                <w:sz w:val="19"/>
+              </w:rPr>
+              <w:t>Permutation Drop: Delta C = C_shuffled - C_baseline = 0.5531 - 0.7759 = -0.2228</w:t>
+              <w:br/>
+              <w:t>Grad-CAM Weights: alpha_k^c = (1/Z) Sum_i Sum_j (d y^c / d A_ij^k)</w:t>
+              <w:br/>
+              <w:t>Grad-CAM Heatmap: L_Grad-CAM^c = ReLU( Sum_k alpha_k^c · A^k )  [Layer 424]</w:t>
+            </w:r>
+          </w:p>
+        </w:tc>
+      </w:tr>
+      <w:tr>
+        <w:tc>
+          <w:tcPr>
+            <w:tcW w:type="dxa" w:w="9792"/>
+            <w:shd w:fill="F0FDF4"/>
+            <w:tcMar>
+              <w:top w:w="80" w:type="dxa"/>
+              <w:bottom w:w="80" w:type="dxa"/>
+              <w:left w:w="120" w:type="dxa"/>
+              <w:right w:w="120" w:type="dxa"/>
+            </w:tcMar>
+          </w:tcPr>
+          <w:p>
+            <w:r>
+              <w:rPr>
+                <w:rFonts w:ascii="Arial" w:hAnsi="Arial"/>
+                <w:b/>
+                <w:color w:val="166534"/>
+                <w:sz w:val="17"/>
+              </w:rPr>
+              <w:t>📊 Key Deliverables &amp; Validation Metrics</w:t>
+              <w:br/>
+            </w:r>
+            <w:r>
+              <w:rPr>
+                <w:rFonts w:ascii="Arial" w:hAnsi="Arial"/>
+                <w:color w:val="1E293B"/>
+                <w:sz w:val="19"/>
+              </w:rPr>
+              <w:t>• Model-Agnostic Feature Importance: Age Delta C = -0.2228, BP Delta C = -0.0984</w:t>
+              <w:br/>
+              <w:t>• Visual Localization: Layer 424 Grad-CAM with Adebayo 2018 Sanity Check defense.</w:t>
             </w:r>
           </w:p>
         </w:tc>
@@ -494,7 +566,7 @@
     <w:p/>
     <w:sectPr>
       <w:pgSz w:w="12240" w:h="15840"/>
-      <w:pgMar w:top="1152" w:right="1152" w:bottom="1152" w:left="1152" w:header="720" w:footer="720" w:gutter="0"/>
+      <w:pgMar w:top="1152" w:right="1224" w:bottom="1152" w:left="1224" w:header="720" w:footer="720" w:gutter="0"/>
       <w:cols w:space="720"/>
       <w:docGrid w:linePitch="360"/>
     </w:sectPr>
